--- a/limpieza de datos 🦭📘.docx
+++ b/limpieza de datos 🦭📘.docx
@@ -15,245 +15,520 @@
           <w:b/>
           <w:bCs/>
         </w:rPr>
-        <w:t>1. Contexto general</w:t>
-      </w:r>
-    </w:p>
-    <w:p>
-      <w:r>
-        <w:t xml:space="preserve">Este código forma parte de un </w:t>
-      </w:r>
-      <w:r>
+        <w:t>Documentación del código de simulación de focas del Lago Baikal</w:t>
+      </w:r>
+    </w:p>
+    <w:p>
+      <w:pPr>
         <w:rPr>
           <w:b/>
           <w:bCs/>
         </w:rPr>
-        <w:t>proyecto de simulación en Big Data</w:t>
-      </w:r>
-      <w:r>
-        <w:t xml:space="preserve"> sobre el comportamiento de focas del lago Baikal.</w:t>
-      </w:r>
-      <w:r>
-        <w:br/>
-        <w:t xml:space="preserve">La primera parte genera datos sintéticos (como inmersiones, profundidad, temperatura, etc.) y esta segunda parte </w:t>
-      </w:r>
+      </w:pPr>
       <w:r>
         <w:rPr>
           <w:b/>
           <w:bCs/>
         </w:rPr>
-        <w:t>limpia y prepara</w:t>
-      </w:r>
-      <w:r>
-        <w:t xml:space="preserve"> dichos datos para análisis estadístico o modelado con técnicas de Big Data.</w:t>
-      </w:r>
-    </w:p>
-    <w:p>
-      <w:r>
-        <w:t xml:space="preserve">La limpieza de datos es un proceso esencial dentro del </w:t>
-      </w:r>
-      <w:r>
+        <w:t>Descripción general</w:t>
+      </w:r>
+    </w:p>
+    <w:p>
+      <w:r>
+        <w:t>Este script genera una simulación detallada del comportamiento de buceo, movimiento y condiciones fisiológicas de un conjunto de focas del Lago Baikal, considerando variabilidad individual, efectos estacionales y comportamientos anómalos asociados a una foca herida. La salida es un archivo CSV que contiene registros diarios de inmersiones para cada individuo.</w:t>
+      </w:r>
+    </w:p>
+    <w:p>
+      <w:r>
+        <w:t>El modelo incluye:</w:t>
+      </w:r>
+    </w:p>
+    <w:p>
+      <w:pPr>
+        <w:numPr>
+          <w:ilvl w:val="0"/>
+          <w:numId w:val="7"/>
+        </w:numPr>
+      </w:pPr>
+      <w:r>
+        <w:t>Profundidades de buceo moduladas mediante distribuciones Gamma.</w:t>
+      </w:r>
+    </w:p>
+    <w:p>
+      <w:pPr>
+        <w:numPr>
+          <w:ilvl w:val="0"/>
+          <w:numId w:val="7"/>
+        </w:numPr>
+      </w:pPr>
+      <w:r>
+        <w:t>Duración de inmersiones dependiente de la profundidad.</w:t>
+      </w:r>
+    </w:p>
+    <w:p>
+      <w:pPr>
+        <w:numPr>
+          <w:ilvl w:val="0"/>
+          <w:numId w:val="7"/>
+        </w:numPr>
+      </w:pPr>
+      <w:r>
+        <w:t>Variación estacional en temperaturas, profundidades y duraciones.</w:t>
+      </w:r>
+    </w:p>
+    <w:p>
+      <w:pPr>
+        <w:numPr>
+          <w:ilvl w:val="0"/>
+          <w:numId w:val="7"/>
+        </w:numPr>
+      </w:pPr>
+      <w:r>
+        <w:t>Variación individual entre focas.</w:t>
+      </w:r>
+    </w:p>
+    <w:p>
+      <w:pPr>
+        <w:numPr>
+          <w:ilvl w:val="0"/>
+          <w:numId w:val="7"/>
+        </w:numPr>
+      </w:pPr>
+      <w:r>
+        <w:t>Generación de una foca con comportamiento anómalo (herida).</w:t>
+      </w:r>
+    </w:p>
+    <w:p>
+      <w:pPr>
+        <w:numPr>
+          <w:ilvl w:val="0"/>
+          <w:numId w:val="7"/>
+        </w:numPr>
+      </w:pPr>
+      <w:r>
+        <w:t>Coordenadas geográficas simuladas.</w:t>
+      </w:r>
+    </w:p>
+    <w:p>
+      <w:pPr>
+        <w:numPr>
+          <w:ilvl w:val="0"/>
+          <w:numId w:val="7"/>
+        </w:numPr>
+      </w:pPr>
+      <w:r>
+        <w:t>Relación realista entre profundidad de presa y profundidad de buceo.</w:t>
+      </w:r>
+    </w:p>
+    <w:p/>
+    <w:p>
+      <w:pPr>
         <w:rPr>
           <w:b/>
           <w:bCs/>
         </w:rPr>
-        <w:t>pipeline de ciencia de datos</w:t>
-      </w:r>
-      <w:r>
-        <w:t>, ya que elimina errores, inconsistencias y valores anómalos que pueden afectar la calidad del análisis.</w:t>
-      </w:r>
-    </w:p>
-    <w:p/>
-    <w:p>
-      <w:pPr>
+      </w:pPr>
+      <w:r>
         <w:rPr>
           <w:b/>
           <w:bCs/>
         </w:rPr>
-      </w:pPr>
-      <w:r>
+        <w:t>1. Parámetros generales</w:t>
+      </w:r>
+    </w:p>
+    <w:p>
+      <w:r>
+        <w:t>Define los ajustes globales que controlan el tamaño de la simulación y sus características base.</w:t>
+      </w:r>
+    </w:p>
+    <w:p>
+      <w:pPr>
+        <w:numPr>
+          <w:ilvl w:val="0"/>
+          <w:numId w:val="8"/>
+        </w:numPr>
+      </w:pPr>
+      <w:proofErr w:type="spellStart"/>
+      <w:r>
+        <w:t>num_focas</w:t>
+      </w:r>
+      <w:proofErr w:type="spellEnd"/>
+      <w:r>
+        <w:t>: número total de individuos simulados.</w:t>
+      </w:r>
+    </w:p>
+    <w:p>
+      <w:pPr>
+        <w:numPr>
+          <w:ilvl w:val="0"/>
+          <w:numId w:val="8"/>
+        </w:numPr>
+      </w:pPr>
+      <w:proofErr w:type="spellStart"/>
+      <w:r>
+        <w:t>dias</w:t>
+      </w:r>
+      <w:proofErr w:type="spellEnd"/>
+      <w:r>
+        <w:t>: cantidad de días de observación por foca.</w:t>
+      </w:r>
+    </w:p>
+    <w:p>
+      <w:pPr>
+        <w:numPr>
+          <w:ilvl w:val="0"/>
+          <w:numId w:val="8"/>
+        </w:numPr>
+      </w:pPr>
+      <w:proofErr w:type="spellStart"/>
+      <w:r>
+        <w:t>inmersiones_por_dia</w:t>
+      </w:r>
+      <w:proofErr w:type="spellEnd"/>
+      <w:r>
+        <w:t>: rango mínimo y máximo de inmersiones diarias.</w:t>
+      </w:r>
+    </w:p>
+    <w:p>
+      <w:pPr>
+        <w:numPr>
+          <w:ilvl w:val="0"/>
+          <w:numId w:val="8"/>
+        </w:numPr>
+      </w:pPr>
+      <w:proofErr w:type="spellStart"/>
+      <w:r>
+        <w:t>fecha_inicio</w:t>
+      </w:r>
+      <w:proofErr w:type="spellEnd"/>
+      <w:r>
+        <w:t>: fecha inicial de la serie temporal.</w:t>
+      </w:r>
+    </w:p>
+    <w:p>
+      <w:r>
+        <w:t>Se definen además parámetros ecológicos:</w:t>
+      </w:r>
+    </w:p>
+    <w:p>
+      <w:pPr>
+        <w:numPr>
+          <w:ilvl w:val="0"/>
+          <w:numId w:val="9"/>
+        </w:numPr>
+      </w:pPr>
+      <w:r>
+        <w:t>Profundidad media y desviación estándar por estación.</w:t>
+      </w:r>
+    </w:p>
+    <w:p>
+      <w:pPr>
+        <w:numPr>
+          <w:ilvl w:val="0"/>
+          <w:numId w:val="9"/>
+        </w:numPr>
+      </w:pPr>
+      <w:r>
+        <w:t>Duración base de inmersión y su variabilidad por estación.</w:t>
+      </w:r>
+    </w:p>
+    <w:p>
+      <w:pPr>
+        <w:numPr>
+          <w:ilvl w:val="0"/>
+          <w:numId w:val="9"/>
+        </w:numPr>
+      </w:pPr>
+      <w:r>
+        <w:t>Temperaturas del agua y corporales estimadas por estación.</w:t>
+      </w:r>
+    </w:p>
+    <w:p>
+      <w:pPr>
+        <w:numPr>
+          <w:ilvl w:val="0"/>
+          <w:numId w:val="9"/>
+        </w:numPr>
+      </w:pPr>
+      <w:r>
+        <w:lastRenderedPageBreak/>
+        <w:t>Peso corporal y BCI con variación individual.</w:t>
+      </w:r>
+    </w:p>
+    <w:p>
+      <w:pPr>
+        <w:numPr>
+          <w:ilvl w:val="0"/>
+          <w:numId w:val="9"/>
+        </w:numPr>
+      </w:pPr>
+      <w:r>
+        <w:t>Parámetros de densidad de peces observados.</w:t>
+      </w:r>
+    </w:p>
+    <w:p/>
+    <w:p>
+      <w:pPr>
         <w:rPr>
           <w:b/>
           <w:bCs/>
         </w:rPr>
-        <w:t xml:space="preserve"> 2. Objetivo de la limpieza de datos</w:t>
-      </w:r>
-    </w:p>
-    <w:p>
+      </w:pPr>
       <w:r>
         <w:rPr>
           <w:b/>
           <w:bCs/>
         </w:rPr>
-        <w:t>Propósito principal:</w:t>
-      </w:r>
-      <w:r>
-        <w:br/>
-        <w:t xml:space="preserve">Garantizar que los datos de simulación representen situaciones </w:t>
-      </w:r>
-      <w:r>
+        <w:t>2. Determinación de estación del año</w:t>
+      </w:r>
+    </w:p>
+    <w:p>
+      <w:r>
+        <w:t xml:space="preserve">La función </w:t>
+      </w:r>
+      <w:proofErr w:type="spellStart"/>
+      <w:r>
+        <w:t>get_season</w:t>
+      </w:r>
+      <w:proofErr w:type="spellEnd"/>
+      <w:r>
+        <w:t>(</w:t>
+      </w:r>
+      <w:proofErr w:type="spellStart"/>
+      <w:r>
+        <w:t>month</w:t>
+      </w:r>
+      <w:proofErr w:type="spellEnd"/>
+      <w:r>
+        <w:t>) recibe un número de mes y devuelve la estación correspondiente:</w:t>
+      </w:r>
+    </w:p>
+    <w:p>
+      <w:pPr>
+        <w:numPr>
+          <w:ilvl w:val="0"/>
+          <w:numId w:val="10"/>
+        </w:numPr>
+      </w:pPr>
+      <w:r>
+        <w:t>Invierno: diciembre, enero, febrero</w:t>
+      </w:r>
+    </w:p>
+    <w:p>
+      <w:pPr>
+        <w:numPr>
+          <w:ilvl w:val="0"/>
+          <w:numId w:val="10"/>
+        </w:numPr>
+      </w:pPr>
+      <w:r>
+        <w:t>Primavera: marzo, abril, mayo</w:t>
+      </w:r>
+    </w:p>
+    <w:p>
+      <w:pPr>
+        <w:numPr>
+          <w:ilvl w:val="0"/>
+          <w:numId w:val="10"/>
+        </w:numPr>
+      </w:pPr>
+      <w:r>
+        <w:t>Verano: junio, julio, agosto</w:t>
+      </w:r>
+    </w:p>
+    <w:p>
+      <w:pPr>
+        <w:numPr>
+          <w:ilvl w:val="0"/>
+          <w:numId w:val="10"/>
+        </w:numPr>
+      </w:pPr>
+      <w:r>
+        <w:t>Otoño: septiembre, octubre, noviembre</w:t>
+      </w:r>
+    </w:p>
+    <w:p>
+      <w:pPr>
+        <w:rPr>
+          <w:u w:val="single"/>
+        </w:rPr>
+      </w:pPr>
+      <w:r>
+        <w:t>Esta clasificación se utiliza para asignar parámetros ambientales y fisiológicos dependientes de la estación.</w:t>
+      </w:r>
+    </w:p>
+    <w:p/>
+    <w:p>
+      <w:pPr>
         <w:rPr>
           <w:b/>
           <w:bCs/>
         </w:rPr>
-        <w:t>biológicamente plausibles</w:t>
-      </w:r>
-      <w:r>
-        <w:t xml:space="preserve">, </w:t>
-      </w:r>
+      </w:pPr>
       <w:r>
         <w:rPr>
           <w:b/>
           <w:bCs/>
         </w:rPr>
-        <w:t>estadísticamente coherentes</w:t>
-      </w:r>
-      <w:r>
-        <w:t xml:space="preserve"> y </w:t>
-      </w:r>
-      <w:r>
+        <w:t>3. Selección de la foca herida</w:t>
+      </w:r>
+    </w:p>
+    <w:p>
+      <w:r>
+        <w:t xml:space="preserve">Se elige aleatoriamente un identificador entre 1 y </w:t>
+      </w:r>
+      <w:proofErr w:type="spellStart"/>
+      <w:r>
+        <w:t>num_focas</w:t>
+      </w:r>
+      <w:proofErr w:type="spellEnd"/>
+      <w:r>
+        <w:t xml:space="preserve"> para asignar comportamiento anómalo a un solo individuo. Esta foca presentará características distintivas en cuanto a profundidad, duración, temperatura, actividad y movimiento.</w:t>
+      </w:r>
+    </w:p>
+    <w:p/>
+    <w:p>
+      <w:pPr>
         <w:rPr>
           <w:b/>
           <w:bCs/>
         </w:rPr>
-        <w:t>estructuralmente consistentes</w:t>
-      </w:r>
-      <w:r>
-        <w:t>.</w:t>
-      </w:r>
-    </w:p>
-    <w:p>
-      <w:r>
-        <w:t xml:space="preserve">Esto permite que los algoritmos de análisis, visualización y aprendizaje automático operen sobre datos </w:t>
-      </w:r>
-      <w:r>
-        <w:rPr>
-          <w:u w:val="single"/>
-        </w:rPr>
-        <w:t>fiables</w:t>
-      </w:r>
-      <w:r>
-        <w:t>.</w:t>
-      </w:r>
-    </w:p>
-    <w:p/>
-    <w:p>
-      <w:pPr>
+      </w:pPr>
+      <w:r>
         <w:rPr>
           <w:b/>
           <w:bCs/>
         </w:rPr>
-      </w:pPr>
-      <w:r>
+        <w:t>4. Generación de registros</w:t>
+      </w:r>
+    </w:p>
+    <w:p>
+      <w:r>
+        <w:t>Esta es la sección central del script. Se genera un conjunto de registros para cada foca, cada día y cada inmersión.</w:t>
+      </w:r>
+    </w:p>
+    <w:p>
+      <w:pPr>
         <w:rPr>
           <w:b/>
           <w:bCs/>
         </w:rPr>
-        <w:t xml:space="preserve"> 3. Descripción del código</w:t>
-      </w:r>
-    </w:p>
-    <w:p>
-      <w:pPr>
+      </w:pPr>
+      <w:r>
         <w:rPr>
           <w:b/>
           <w:bCs/>
         </w:rPr>
-      </w:pPr>
-      <w:r>
+        <w:t>4.1 Variación individual</w:t>
+      </w:r>
+    </w:p>
+    <w:p>
+      <w:r>
+        <w:t>Para cada foca se calcula:</w:t>
+      </w:r>
+    </w:p>
+    <w:p>
+      <w:pPr>
+        <w:numPr>
+          <w:ilvl w:val="0"/>
+          <w:numId w:val="11"/>
+        </w:numPr>
+      </w:pPr>
+      <w:proofErr w:type="spellStart"/>
+      <w:r>
+        <w:t>individuo_factor</w:t>
+      </w:r>
+      <w:proofErr w:type="spellEnd"/>
+      <w:r>
+        <w:t>: afecta profundidad típica del individuo.</w:t>
+      </w:r>
+    </w:p>
+    <w:p>
+      <w:pPr>
+        <w:numPr>
+          <w:ilvl w:val="0"/>
+          <w:numId w:val="11"/>
+        </w:numPr>
+      </w:pPr>
+      <w:proofErr w:type="spellStart"/>
+      <w:r>
+        <w:t>peso_foca</w:t>
+      </w:r>
+      <w:proofErr w:type="spellEnd"/>
+      <w:r>
+        <w:t xml:space="preserve"> y </w:t>
+      </w:r>
+      <w:proofErr w:type="spellStart"/>
+      <w:r>
+        <w:t>bci_foca</w:t>
+      </w:r>
+      <w:proofErr w:type="spellEnd"/>
+      <w:r>
+        <w:t>: valores individuales constantes durante todo el año.</w:t>
+      </w:r>
+    </w:p>
+    <w:p>
+      <w:pPr>
         <w:rPr>
           <w:b/>
           <w:bCs/>
         </w:rPr>
-        <w:t xml:space="preserve"> Carga de datos</w:t>
-      </w:r>
-    </w:p>
-    <w:p>
-      <w:r>
-        <w:t xml:space="preserve">ruta = </w:t>
-      </w:r>
-      <w:proofErr w:type="spellStart"/>
-      <w:r>
-        <w:t>r"C</w:t>
-      </w:r>
-      <w:proofErr w:type="spellEnd"/>
-      <w:r>
-        <w:t>:\Users\aceve\</w:t>
-      </w:r>
-      <w:proofErr w:type="spellStart"/>
-      <w:r>
-        <w:t>pagina</w:t>
-      </w:r>
-      <w:proofErr w:type="spellEnd"/>
-      <w:r>
-        <w:t xml:space="preserve"> focas\</w:t>
-      </w:r>
-      <w:proofErr w:type="spellStart"/>
-      <w:r>
-        <w:t>foquitasweb</w:t>
-      </w:r>
-      <w:proofErr w:type="spellEnd"/>
-      <w:r>
-        <w:t>\simulacion_focas_baikal.csv"</w:t>
-      </w:r>
-    </w:p>
-    <w:p>
-      <w:proofErr w:type="spellStart"/>
-      <w:r>
-        <w:t>df</w:t>
-      </w:r>
-      <w:proofErr w:type="spellEnd"/>
-      <w:r>
-        <w:t xml:space="preserve"> = </w:t>
-      </w:r>
-      <w:proofErr w:type="spellStart"/>
-      <w:proofErr w:type="gramStart"/>
-      <w:r>
-        <w:t>pd.read</w:t>
-      </w:r>
-      <w:proofErr w:type="gramEnd"/>
-      <w:r>
-        <w:t>_csv</w:t>
-      </w:r>
-      <w:proofErr w:type="spellEnd"/>
-      <w:r>
-        <w:t>(ruta)</w:t>
-      </w:r>
-    </w:p>
-    <w:p>
-      <w:r>
-        <w:t xml:space="preserve">Se usa </w:t>
-      </w:r>
+      </w:pPr>
       <w:r>
         <w:rPr>
           <w:b/>
           <w:bCs/>
         </w:rPr>
-        <w:t>Pandas</w:t>
-      </w:r>
-      <w:r>
-        <w:t>, una librería fundamental para la manipulación de datos en Python.</w:t>
-      </w:r>
-      <w:r>
-        <w:br/>
-        <w:t>Permite cargar el archivo .</w:t>
+        <w:t>4.2 Bucle diario</w:t>
+      </w:r>
+    </w:p>
+    <w:p>
+      <w:r>
+        <w:t>Para cada día:</w:t>
+      </w:r>
+    </w:p>
+    <w:p>
+      <w:pPr>
+        <w:numPr>
+          <w:ilvl w:val="0"/>
+          <w:numId w:val="12"/>
+        </w:numPr>
+      </w:pPr>
+      <w:r>
+        <w:t>Se determina la fecha específica.</w:t>
+      </w:r>
+    </w:p>
+    <w:p>
+      <w:pPr>
+        <w:numPr>
+          <w:ilvl w:val="0"/>
+          <w:numId w:val="12"/>
+        </w:numPr>
+      </w:pPr>
+      <w:r>
+        <w:lastRenderedPageBreak/>
+        <w:t xml:space="preserve">Se obtiene la estación mediante </w:t>
       </w:r>
       <w:proofErr w:type="spellStart"/>
       <w:r>
-        <w:t>csv</w:t>
+        <w:t>get_season</w:t>
       </w:r>
       <w:proofErr w:type="spellEnd"/>
       <w:r>
-        <w:t xml:space="preserve"> generado por la simulación en un </w:t>
-      </w:r>
-      <w:proofErr w:type="spellStart"/>
-      <w:r>
-        <w:t>DataFrame</w:t>
-      </w:r>
-      <w:proofErr w:type="spellEnd"/>
-      <w:r>
-        <w:t>, una estructura tabular optimizada para análisis de datos.</w:t>
-      </w:r>
-    </w:p>
-    <w:p/>
+        <w:t>.</w:t>
+      </w:r>
+    </w:p>
+    <w:p>
+      <w:pPr>
+        <w:numPr>
+          <w:ilvl w:val="0"/>
+          <w:numId w:val="12"/>
+        </w:numPr>
+      </w:pPr>
+      <w:r>
+        <w:t>Se selecciona un número aleatorio de inmersiones.</w:t>
+      </w:r>
+    </w:p>
     <w:p>
       <w:pPr>
         <w:rPr>
@@ -266,64 +541,14 @@
           <w:b/>
           <w:bCs/>
         </w:rPr>
-        <w:t xml:space="preserve"> Corrección de nombres de columnas</w:t>
-      </w:r>
-    </w:p>
-    <w:p>
-      <w:pPr>
-        <w:rPr>
-          <w:lang w:val="en-US"/>
-        </w:rPr>
-      </w:pPr>
-      <w:r>
-        <w:rPr>
-          <w:lang w:val="en-US"/>
-        </w:rPr>
-        <w:t>df.rename(columns={'temp_corpora_C': 'temp_corporal_C'}, inplace=True)</w:t>
-      </w:r>
-    </w:p>
-    <w:p>
-      <w:pPr>
-        <w:numPr>
-          <w:ilvl w:val="0"/>
-          <w:numId w:val="1"/>
-        </w:numPr>
-      </w:pPr>
-      <w:r>
-        <w:t>Se detecta un error tipográfico en el nombre de una columna.</w:t>
-      </w:r>
-    </w:p>
-    <w:p>
-      <w:pPr>
-        <w:numPr>
-          <w:ilvl w:val="0"/>
-          <w:numId w:val="1"/>
-        </w:numPr>
-      </w:pPr>
-      <w:r>
-        <w:lastRenderedPageBreak/>
-        <w:t xml:space="preserve">La función </w:t>
-      </w:r>
-      <w:proofErr w:type="spellStart"/>
-      <w:proofErr w:type="gramStart"/>
-      <w:r>
-        <w:t>rename</w:t>
-      </w:r>
-      <w:proofErr w:type="spellEnd"/>
-      <w:r>
-        <w:t>(</w:t>
-      </w:r>
-      <w:proofErr w:type="gramEnd"/>
-      <w:r>
-        <w:t>) permite cambiar los encabezados de las columnas sin modificar los datos.</w:t>
-      </w:r>
-    </w:p>
-    <w:p>
-      <w:r>
-        <w:t>Esto garantiza coherencia en los nombres y evita errores posteriores.</w:t>
-      </w:r>
-    </w:p>
-    <w:p/>
+        <w:t>4.3 Bucle de inmersiones</w:t>
+      </w:r>
+    </w:p>
+    <w:p>
+      <w:r>
+        <w:t>En cada inmersión se generan las siguientes variables:</w:t>
+      </w:r>
+    </w:p>
     <w:p>
       <w:pPr>
         <w:rPr>
@@ -336,7 +561,7 @@
           <w:b/>
           <w:bCs/>
         </w:rPr>
-        <w:t xml:space="preserve"> </w:t>
+        <w:t xml:space="preserve">a) </w:t>
       </w:r>
       <w:proofErr w:type="spellStart"/>
       <w:r>
@@ -344,89 +569,85 @@
           <w:b/>
           <w:bCs/>
         </w:rPr>
-        <w:t>Parseo</w:t>
+        <w:t>Timestamp</w:t>
       </w:r>
       <w:proofErr w:type="spellEnd"/>
-      <w:r>
+    </w:p>
+    <w:p>
+      <w:r>
+        <w:t>Generación de una marca temporal aleatoria dentro del día.</w:t>
+      </w:r>
+    </w:p>
+    <w:p>
+      <w:pPr>
         <w:rPr>
           <w:b/>
           <w:bCs/>
         </w:rPr>
-        <w:t xml:space="preserve"> de fechas y ordenamiento</w:t>
-      </w:r>
-    </w:p>
-    <w:p>
-      <w:pPr>
-        <w:rPr>
-          <w:lang w:val="en-US"/>
-        </w:rPr>
-      </w:pPr>
-      <w:r>
-        <w:rPr>
-          <w:lang w:val="en-US"/>
-        </w:rPr>
-        <w:t>df['timestamp'] = pd.to_datetime(df['timestamp'])</w:t>
-      </w:r>
-    </w:p>
-    <w:p>
-      <w:pPr>
-        <w:rPr>
-          <w:lang w:val="en-US"/>
-        </w:rPr>
-      </w:pPr>
-      <w:r>
-        <w:rPr>
-          <w:lang w:val="en-US"/>
-        </w:rPr>
-        <w:t>df.sort_values(['id_foca', 'timestamp'], inplace=True)</w:t>
-      </w:r>
-    </w:p>
-    <w:p>
-      <w:r>
-        <w:t xml:space="preserve">Convierte la columna </w:t>
-      </w:r>
-      <w:proofErr w:type="spellStart"/>
-      <w:r>
-        <w:t>timestamp</w:t>
-      </w:r>
-      <w:proofErr w:type="spellEnd"/>
-      <w:r>
-        <w:t xml:space="preserve"> en un tipo de dato </w:t>
-      </w:r>
-      <w:proofErr w:type="spellStart"/>
+      </w:pPr>
       <w:r>
         <w:rPr>
           <w:b/>
           <w:bCs/>
         </w:rPr>
-        <w:t>datetime</w:t>
-      </w:r>
-      <w:proofErr w:type="spellEnd"/>
-      <w:r>
-        <w:t>, permitiendo manipularla por fecha y hora.</w:t>
-      </w:r>
-      <w:r>
-        <w:br/>
-        <w:t xml:space="preserve">Luego, los registros se ordenan por </w:t>
-      </w:r>
-      <w:proofErr w:type="spellStart"/>
-      <w:r>
-        <w:t>id_foca</w:t>
-      </w:r>
-      <w:proofErr w:type="spellEnd"/>
-      <w:r>
-        <w:t xml:space="preserve"> y </w:t>
-      </w:r>
-      <w:proofErr w:type="spellStart"/>
-      <w:r>
-        <w:t>timestamp</w:t>
-      </w:r>
-      <w:proofErr w:type="spellEnd"/>
-      <w:r>
-        <w:t xml:space="preserve"> para mantener una secuencia temporal correcta.</w:t>
-      </w:r>
-    </w:p>
-    <w:p/>
+        <w:t>b) Profundidad</w:t>
+      </w:r>
+    </w:p>
+    <w:p>
+      <w:pPr>
+        <w:numPr>
+          <w:ilvl w:val="0"/>
+          <w:numId w:val="13"/>
+        </w:numPr>
+      </w:pPr>
+      <w:r>
+        <w:t>Para focas sanas:</w:t>
+      </w:r>
+    </w:p>
+    <w:p>
+      <w:pPr>
+        <w:numPr>
+          <w:ilvl w:val="1"/>
+          <w:numId w:val="13"/>
+        </w:numPr>
+      </w:pPr>
+      <w:r>
+        <w:t>Se usa una distribución Gamma con media y varianza dependientes de la estación y del individuo.</w:t>
+      </w:r>
+    </w:p>
+    <w:p>
+      <w:pPr>
+        <w:numPr>
+          <w:ilvl w:val="1"/>
+          <w:numId w:val="13"/>
+        </w:numPr>
+      </w:pPr>
+      <w:r>
+        <w:t>Se agrega ruido y se limita el resultado entre 5 y 380 metros.</w:t>
+      </w:r>
+    </w:p>
+    <w:p>
+      <w:pPr>
+        <w:numPr>
+          <w:ilvl w:val="0"/>
+          <w:numId w:val="13"/>
+        </w:numPr>
+      </w:pPr>
+      <w:r>
+        <w:t>Para la foca herida:</w:t>
+      </w:r>
+    </w:p>
+    <w:p>
+      <w:pPr>
+        <w:numPr>
+          <w:ilvl w:val="1"/>
+          <w:numId w:val="13"/>
+        </w:numPr>
+      </w:pPr>
+      <w:r>
+        <w:t>Se fuerza una profundidad superficial entre 5 y 60 metros.</w:t>
+      </w:r>
+    </w:p>
     <w:p>
       <w:pPr>
         <w:rPr>
@@ -439,135 +660,90 @@
           <w:b/>
           <w:bCs/>
         </w:rPr>
-        <w:t xml:space="preserve"> Detección y manejo de valores nulos</w:t>
-      </w:r>
-    </w:p>
-    <w:p>
-      <w:pPr>
-        <w:rPr>
-          <w:lang w:val="en-US"/>
-        </w:rPr>
-      </w:pPr>
-      <w:r>
-        <w:rPr>
-          <w:lang w:val="en-US"/>
-        </w:rPr>
-        <w:t>df.isna().sum()</w:t>
-      </w:r>
-    </w:p>
-    <w:p>
-      <w:pPr>
-        <w:rPr>
-          <w:lang w:val="en-US"/>
-        </w:rPr>
-      </w:pPr>
-      <w:r>
-        <w:rPr>
-          <w:lang w:val="en-US"/>
-        </w:rPr>
-        <w:t>df.fillna(method='ffill', inplace=True)</w:t>
-      </w:r>
-    </w:p>
-    <w:p>
-      <w:pPr>
-        <w:rPr>
-          <w:lang w:val="en-US"/>
-        </w:rPr>
-      </w:pPr>
-      <w:r>
-        <w:rPr>
-          <w:lang w:val="en-US"/>
-        </w:rPr>
-        <w:t>df.fillna(method='bfill', inplace=True)</w:t>
-      </w:r>
-    </w:p>
-    <w:p>
-      <w:r>
-        <w:t>Se evalúa si existen valores vacíos (</w:t>
-      </w:r>
-      <w:proofErr w:type="spellStart"/>
-      <w:r>
-        <w:t>NaN</w:t>
-      </w:r>
-      <w:proofErr w:type="spellEnd"/>
-      <w:r>
-        <w:t>).</w:t>
-      </w:r>
-      <w:r>
-        <w:br/>
-        <w:t>Si aparecen, se rellenan con técnicas simples de imputación temporal:</w:t>
+        <w:t>c) Duración de inmersión</w:t>
       </w:r>
     </w:p>
     <w:p>
       <w:pPr>
         <w:numPr>
           <w:ilvl w:val="0"/>
-          <w:numId w:val="2"/>
+          <w:numId w:val="14"/>
         </w:numPr>
       </w:pPr>
-      <w:proofErr w:type="spellStart"/>
-      <w:r>
+      <w:r>
+        <w:t>Para focas sanas:</w:t>
+      </w:r>
+    </w:p>
+    <w:p>
+      <w:pPr>
+        <w:numPr>
+          <w:ilvl w:val="1"/>
+          <w:numId w:val="14"/>
+        </w:numPr>
+      </w:pPr>
+      <w:r>
+        <w:t>Basada en la duración estacional, con un componente dependiente de la profundidad.</w:t>
+      </w:r>
+    </w:p>
+    <w:p>
+      <w:pPr>
+        <w:numPr>
+          <w:ilvl w:val="0"/>
+          <w:numId w:val="14"/>
+        </w:numPr>
+      </w:pPr>
+      <w:r>
+        <w:t>Para la foca herida:</w:t>
+      </w:r>
+    </w:p>
+    <w:p>
+      <w:pPr>
+        <w:numPr>
+          <w:ilvl w:val="1"/>
+          <w:numId w:val="14"/>
+        </w:numPr>
+      </w:pPr>
+      <w:r>
+        <w:t>Se genera una duración limitada y errática (15–200 segundos).</w:t>
+      </w:r>
+    </w:p>
+    <w:p>
+      <w:pPr>
         <w:rPr>
           <w:b/>
           <w:bCs/>
         </w:rPr>
-        <w:t>ffill</w:t>
-      </w:r>
-      <w:proofErr w:type="spellEnd"/>
-      <w:r>
-        <w:t xml:space="preserve"> (forward </w:t>
-      </w:r>
-      <w:proofErr w:type="spellStart"/>
-      <w:r>
-        <w:t>fill</w:t>
-      </w:r>
-      <w:proofErr w:type="spellEnd"/>
-      <w:r>
-        <w:t>): usa el último valor válido anterior.</w:t>
-      </w:r>
-    </w:p>
-    <w:p>
-      <w:pPr>
-        <w:numPr>
-          <w:ilvl w:val="0"/>
-          <w:numId w:val="2"/>
-        </w:numPr>
-      </w:pPr>
-      <w:proofErr w:type="spellStart"/>
+      </w:pPr>
       <w:r>
         <w:rPr>
           <w:b/>
           <w:bCs/>
         </w:rPr>
-        <w:t>bfill</w:t>
-      </w:r>
-      <w:proofErr w:type="spellEnd"/>
-      <w:r>
-        <w:t xml:space="preserve"> (</w:t>
-      </w:r>
-      <w:proofErr w:type="spellStart"/>
-      <w:r>
-        <w:t>backward</w:t>
-      </w:r>
-      <w:proofErr w:type="spellEnd"/>
-      <w:r>
-        <w:t xml:space="preserve"> </w:t>
-      </w:r>
-      <w:proofErr w:type="spellStart"/>
-      <w:r>
-        <w:t>fill</w:t>
-      </w:r>
-      <w:proofErr w:type="spellEnd"/>
-      <w:r>
-        <w:t>): usa el siguiente valor válido.</w:t>
-      </w:r>
-    </w:p>
-    <w:p>
-      <w:r>
-        <w:t>Esto evita discontinuidades sin introducir sesgos estadísticos fuertes.</w:t>
-      </w:r>
-    </w:p>
-    <w:p/>
+        <w:t>d) Temperaturas</w:t>
+      </w:r>
+    </w:p>
+    <w:p>
+      <w:pPr>
+        <w:numPr>
+          <w:ilvl w:val="0"/>
+          <w:numId w:val="15"/>
+        </w:numPr>
+      </w:pPr>
+      <w:r>
+        <w:t>Focas sanas toman valores alrededor de medias estacionales.</w:t>
+      </w:r>
+    </w:p>
+    <w:p>
+      <w:pPr>
+        <w:numPr>
+          <w:ilvl w:val="0"/>
+          <w:numId w:val="15"/>
+        </w:numPr>
+      </w:pPr>
+      <w:r>
+        <w:t>La foca herida presenta una ligera hipotermia en la temperatura corporal.</w:t>
+      </w:r>
+    </w:p>
     <w:p>
       <w:pPr>
         <w:rPr>
@@ -580,1273 +756,235 @@
           <w:b/>
           <w:bCs/>
         </w:rPr>
-        <w:t xml:space="preserve"> Eliminación o corrección de valores fuera de rango</w:t>
-      </w:r>
-    </w:p>
-    <w:p>
-      <w:r>
-        <w:t>limites = {</w:t>
-      </w:r>
-    </w:p>
-    <w:p>
-      <w:r>
-        <w:t xml:space="preserve">    "</w:t>
-      </w:r>
-      <w:proofErr w:type="spellStart"/>
-      <w:r>
-        <w:t>duracion_s</w:t>
-      </w:r>
-      <w:proofErr w:type="spellEnd"/>
-      <w:r>
-        <w:t>": (10, 900),</w:t>
-      </w:r>
-    </w:p>
-    <w:p>
-      <w:r>
-        <w:t xml:space="preserve">    "</w:t>
-      </w:r>
-      <w:proofErr w:type="spellStart"/>
-      <w:r>
-        <w:t>profundidad_m</w:t>
-      </w:r>
-      <w:proofErr w:type="spellEnd"/>
-      <w:r>
-        <w:t>": (1, 450),</w:t>
-      </w:r>
-    </w:p>
-    <w:p>
-      <w:r>
-        <w:t xml:space="preserve">    ...</w:t>
-      </w:r>
-    </w:p>
-    <w:p>
-      <w:r>
-        <w:t>}</w:t>
-      </w:r>
-    </w:p>
-    <w:p>
-      <w:r>
-        <w:lastRenderedPageBreak/>
-        <w:t xml:space="preserve">Cada variable se valida con </w:t>
-      </w:r>
-      <w:r>
+        <w:t>e) Índice de actividad</w:t>
+      </w:r>
+    </w:p>
+    <w:p>
+      <w:pPr>
+        <w:numPr>
+          <w:ilvl w:val="0"/>
+          <w:numId w:val="16"/>
+        </w:numPr>
+      </w:pPr>
+      <w:r>
+        <w:t>Focas sanas: valores alrededor de 0.7.</w:t>
+      </w:r>
+    </w:p>
+    <w:p>
+      <w:pPr>
+        <w:numPr>
+          <w:ilvl w:val="0"/>
+          <w:numId w:val="16"/>
+        </w:numPr>
+      </w:pPr>
+      <w:r>
+        <w:t>Foca herida: valores reducidos, entre 0 y 0.4.</w:t>
+      </w:r>
+    </w:p>
+    <w:p>
+      <w:pPr>
         <w:rPr>
           <w:b/>
           <w:bCs/>
         </w:rPr>
-        <w:t>rangos biológicamente plausibles</w:t>
-      </w:r>
-      <w:r>
-        <w:t>, definidos según el comportamiento esperado de las focas:</w:t>
-      </w:r>
-    </w:p>
-    <w:p>
-      <w:pPr>
-        <w:numPr>
-          <w:ilvl w:val="0"/>
-          <w:numId w:val="3"/>
-        </w:numPr>
-      </w:pPr>
-      <w:r>
-        <w:t>Profundidad: 1–450 m</w:t>
-      </w:r>
-    </w:p>
-    <w:p>
-      <w:pPr>
-        <w:numPr>
-          <w:ilvl w:val="0"/>
-          <w:numId w:val="3"/>
-        </w:numPr>
-      </w:pPr>
-      <w:r>
-        <w:t>Temperatura corporal: 36–39 °C</w:t>
-      </w:r>
-    </w:p>
-    <w:p>
-      <w:pPr>
-        <w:numPr>
-          <w:ilvl w:val="0"/>
-          <w:numId w:val="3"/>
-        </w:numPr>
-      </w:pPr>
-      <w:r>
-        <w:t>Temperatura del agua: -2 a 10 °C</w:t>
-      </w:r>
-    </w:p>
-    <w:p>
-      <w:pPr>
-        <w:numPr>
-          <w:ilvl w:val="0"/>
-          <w:numId w:val="3"/>
-        </w:numPr>
-      </w:pPr>
-      <w:r>
-        <w:t>Actividad: 0–10 unidades (sensorial)</w:t>
-      </w:r>
-    </w:p>
-    <w:p>
-      <w:r>
-        <w:t xml:space="preserve">Los valores fuera de rango se sustituyen por </w:t>
-      </w:r>
-      <w:proofErr w:type="spellStart"/>
+      </w:pPr>
       <w:r>
         <w:rPr>
           <w:b/>
           <w:bCs/>
         </w:rPr>
-        <w:t>NaN</w:t>
-      </w:r>
-      <w:proofErr w:type="spellEnd"/>
-      <w:r>
-        <w:t xml:space="preserve">, y luego se rellenan con la </w:t>
-      </w:r>
-      <w:r>
+        <w:t>f) Densidad de peces</w:t>
+      </w:r>
+    </w:p>
+    <w:p>
+      <w:pPr>
+        <w:numPr>
+          <w:ilvl w:val="0"/>
+          <w:numId w:val="17"/>
+        </w:numPr>
+      </w:pPr>
+      <w:r>
+        <w:t>Focas sanas siguen la distribución normal definida.</w:t>
+      </w:r>
+    </w:p>
+    <w:p>
+      <w:pPr>
+        <w:numPr>
+          <w:ilvl w:val="0"/>
+          <w:numId w:val="17"/>
+        </w:numPr>
+      </w:pPr>
+      <w:r>
+        <w:lastRenderedPageBreak/>
+        <w:t>Foca herida recibe menores valores, simulando menor éxito forrajeando.</w:t>
+      </w:r>
+    </w:p>
+    <w:p>
+      <w:pPr>
         <w:rPr>
           <w:b/>
           <w:bCs/>
         </w:rPr>
-        <w:t>mediana</w:t>
-      </w:r>
-      <w:r>
-        <w:t xml:space="preserve"> de cada foca (por individuo):</w:t>
-      </w:r>
-    </w:p>
-    <w:p>
-      <w:pPr>
-        <w:rPr>
-          <w:lang w:val="en-US"/>
-        </w:rPr>
-      </w:pPr>
-      <w:r>
-        <w:rPr>
-          <w:lang w:val="en-US"/>
-        </w:rPr>
-        <w:t>df[col] = df.groupby('id_foca')[col].transform(lambda x: x.fillna(x.median()))</w:t>
-      </w:r>
-    </w:p>
-    <w:p>
-      <w:r>
-        <w:t>Esto conserva la coherencia individual sin alterar distribuciones globales.</w:t>
-      </w:r>
-    </w:p>
-    <w:p/>
-    <w:p>
-      <w:pPr>
+      </w:pPr>
+      <w:r>
         <w:rPr>
           <w:b/>
           <w:bCs/>
         </w:rPr>
-      </w:pPr>
-      <w:r>
+        <w:t>g) Profundidad de presas</w:t>
+      </w:r>
+    </w:p>
+    <w:p>
+      <w:r>
+        <w:t>Depende directamente de la profundidad de la foca, multiplicada por un factor entre 0.85 y 1.1, reflejando la cercanía entre presas y depredador.</w:t>
+      </w:r>
+    </w:p>
+    <w:p>
+      <w:pPr>
         <w:rPr>
           <w:b/>
           <w:bCs/>
         </w:rPr>
-        <w:t xml:space="preserve"> Eliminación de duplicados</w:t>
-      </w:r>
-    </w:p>
-    <w:p>
-      <w:pPr>
-        <w:rPr>
-          <w:lang w:val="en-US"/>
-        </w:rPr>
-      </w:pPr>
-      <w:proofErr w:type="spellStart"/>
-      <w:proofErr w:type="gramStart"/>
-      <w:r>
-        <w:rPr>
-          <w:lang w:val="en-US"/>
-        </w:rPr>
-        <w:t>df.drop</w:t>
-      </w:r>
-      <w:proofErr w:type="gramEnd"/>
-      <w:r>
-        <w:rPr>
-          <w:lang w:val="en-US"/>
-        </w:rPr>
-        <w:t>_</w:t>
-      </w:r>
-      <w:proofErr w:type="gramStart"/>
-      <w:r>
-        <w:rPr>
-          <w:lang w:val="en-US"/>
-        </w:rPr>
-        <w:t>duplicates</w:t>
-      </w:r>
-      <w:proofErr w:type="spellEnd"/>
-      <w:r>
-        <w:rPr>
-          <w:lang w:val="en-US"/>
-        </w:rPr>
-        <w:t>(</w:t>
-      </w:r>
-      <w:proofErr w:type="gramEnd"/>
-      <w:r>
-        <w:rPr>
-          <w:lang w:val="en-US"/>
-        </w:rPr>
-        <w:t>subset</w:t>
-      </w:r>
-      <w:proofErr w:type="gramStart"/>
-      <w:r>
-        <w:rPr>
-          <w:lang w:val="en-US"/>
-        </w:rPr>
-        <w:t>=[</w:t>
-      </w:r>
-      <w:proofErr w:type="gramEnd"/>
-      <w:r>
-        <w:rPr>
-          <w:lang w:val="en-US"/>
-        </w:rPr>
-        <w:t>'</w:t>
-      </w:r>
-      <w:proofErr w:type="spellStart"/>
-      <w:r>
-        <w:rPr>
-          <w:lang w:val="en-US"/>
-        </w:rPr>
-        <w:t>id_foca</w:t>
-      </w:r>
-      <w:proofErr w:type="spellEnd"/>
-      <w:r>
-        <w:rPr>
-          <w:lang w:val="en-US"/>
-        </w:rPr>
-        <w:t>', 'timestamp'])</w:t>
-      </w:r>
-    </w:p>
-    <w:p>
-      <w:r>
-        <w:t>Se eliminan registros duplicados, garantizando que cada combinación foca–tiempo sea única.</w:t>
-      </w:r>
-    </w:p>
-    <w:p/>
-    <w:p>
-      <w:pPr>
+      </w:pPr>
+      <w:r>
         <w:rPr>
           <w:b/>
           <w:bCs/>
         </w:rPr>
-      </w:pPr>
-      <w:r>
+        <w:t>h) Coordenadas geográficas</w:t>
+      </w:r>
+    </w:p>
+    <w:p>
+      <w:pPr>
+        <w:numPr>
+          <w:ilvl w:val="0"/>
+          <w:numId w:val="18"/>
+        </w:numPr>
+      </w:pPr>
+      <w:r>
+        <w:t>Focas sanas presentan una dispersión espacial moderada.</w:t>
+      </w:r>
+    </w:p>
+    <w:p>
+      <w:pPr>
+        <w:numPr>
+          <w:ilvl w:val="0"/>
+          <w:numId w:val="18"/>
+        </w:numPr>
+      </w:pPr>
+      <w:r>
+        <w:t>Foca herida tiene dispersión mínima (±0.005°), simulando movilidad reducida.</w:t>
+      </w:r>
+    </w:p>
+    <w:p>
+      <w:pPr>
         <w:rPr>
           <w:b/>
           <w:bCs/>
         </w:rPr>
-        <w:t xml:space="preserve"> Generación de variables derivadas</w:t>
-      </w:r>
-    </w:p>
-    <w:p>
-      <w:proofErr w:type="spellStart"/>
-      <w:r>
-        <w:t>df</w:t>
-      </w:r>
-      <w:proofErr w:type="spellEnd"/>
-      <w:r>
-        <w:t xml:space="preserve">['fecha'] = </w:t>
-      </w:r>
-      <w:proofErr w:type="spellStart"/>
-      <w:r>
-        <w:t>df</w:t>
-      </w:r>
-      <w:proofErr w:type="spellEnd"/>
-      <w:r>
-        <w:t>['</w:t>
-      </w:r>
-      <w:proofErr w:type="spellStart"/>
-      <w:r>
-        <w:t>timestamp</w:t>
-      </w:r>
-      <w:proofErr w:type="spellEnd"/>
-      <w:r>
-        <w:t>'].</w:t>
-      </w:r>
-      <w:proofErr w:type="spellStart"/>
-      <w:proofErr w:type="gramStart"/>
-      <w:r>
-        <w:t>dt.date</w:t>
-      </w:r>
-      <w:proofErr w:type="spellEnd"/>
-      <w:proofErr w:type="gramEnd"/>
-    </w:p>
-    <w:p>
-      <w:proofErr w:type="spellStart"/>
-      <w:r>
-        <w:t>df</w:t>
-      </w:r>
-      <w:proofErr w:type="spellEnd"/>
-      <w:r>
-        <w:t xml:space="preserve">['hora'] = </w:t>
-      </w:r>
-      <w:proofErr w:type="spellStart"/>
-      <w:r>
-        <w:t>df</w:t>
-      </w:r>
-      <w:proofErr w:type="spellEnd"/>
-      <w:r>
-        <w:t>['</w:t>
-      </w:r>
-      <w:proofErr w:type="spellStart"/>
-      <w:r>
-        <w:t>timestamp</w:t>
-      </w:r>
-      <w:proofErr w:type="spellEnd"/>
-      <w:r>
-        <w:t>'].</w:t>
-      </w:r>
-      <w:proofErr w:type="spellStart"/>
-      <w:proofErr w:type="gramStart"/>
-      <w:r>
-        <w:t>dt.hour</w:t>
-      </w:r>
-      <w:proofErr w:type="spellEnd"/>
-      <w:proofErr w:type="gramEnd"/>
-    </w:p>
-    <w:p>
-      <w:r>
-        <w:t>Estas variables facilitan análisis temporales (por día, hora o estación).</w:t>
-      </w:r>
-    </w:p>
-    <w:p>
-      <w:r>
-        <w:t xml:space="preserve">También se asigna una </w:t>
-      </w:r>
+      </w:pPr>
       <w:r>
         <w:rPr>
           <w:b/>
           <w:bCs/>
         </w:rPr>
-        <w:t>estación del año</w:t>
-      </w:r>
-      <w:r>
-        <w:t xml:space="preserve"> en base al mes:</w:t>
-      </w:r>
-    </w:p>
-    <w:p>
-      <w:proofErr w:type="spellStart"/>
-      <w:r>
-        <w:t>def</w:t>
-      </w:r>
-      <w:proofErr w:type="spellEnd"/>
-      <w:r>
-        <w:t xml:space="preserve"> </w:t>
-      </w:r>
-      <w:proofErr w:type="spellStart"/>
-      <w:r>
-        <w:t>obtener_estacion</w:t>
-      </w:r>
-      <w:proofErr w:type="spellEnd"/>
-      <w:r>
-        <w:t>(mes):</w:t>
-      </w:r>
-    </w:p>
-    <w:p>
-      <w:r>
-        <w:t xml:space="preserve">    </w:t>
-      </w:r>
-      <w:proofErr w:type="spellStart"/>
-      <w:r>
-        <w:t>if</w:t>
-      </w:r>
-      <w:proofErr w:type="spellEnd"/>
-      <w:r>
-        <w:t xml:space="preserve"> mes in [12, 1, 2]:</w:t>
-      </w:r>
-    </w:p>
-    <w:p>
-      <w:pPr>
-        <w:rPr>
-          <w:lang w:val="en-US"/>
-        </w:rPr>
-      </w:pPr>
-      <w:r>
-        <w:t xml:space="preserve">        </w:t>
-      </w:r>
-      <w:r>
-        <w:rPr>
-          <w:lang w:val="en-US"/>
-        </w:rPr>
-        <w:t>return 'Invierno'</w:t>
-      </w:r>
-    </w:p>
-    <w:p>
-      <w:pPr>
-        <w:rPr>
-          <w:lang w:val="en-US"/>
-        </w:rPr>
-      </w:pPr>
-      <w:r>
-        <w:rPr>
-          <w:lang w:val="en-US"/>
-        </w:rPr>
-        <w:t xml:space="preserve">    ...</w:t>
-      </w:r>
-    </w:p>
-    <w:p>
-      <w:pPr>
-        <w:rPr>
-          <w:lang w:val="en-US"/>
-        </w:rPr>
-      </w:pPr>
-      <w:r>
-        <w:rPr>
-          <w:lang w:val="en-US"/>
-        </w:rPr>
-        <w:t>df['season'] = df['timestamp'].dt.month.apply(obtener_estacion)</w:t>
-      </w:r>
-    </w:p>
-    <w:p>
-      <w:r>
-        <w:lastRenderedPageBreak/>
-        <w:t>Esto será útil para análisis de comportamiento estacional (p. ej., buceo más profundo en invierno).</w:t>
+        <w:t>4.4 Almacenamiento del registro</w:t>
+      </w:r>
+    </w:p>
+    <w:p>
+      <w:r>
+        <w:t>Cada inmersión genera un diccionario con todas las variables anteriores que se añade a la lista registros.</w:t>
       </w:r>
     </w:p>
     <w:p/>
     <w:p>
       <w:pPr>
-        <w:rPr>
-          <w:b/>
-          <w:bCs/>
-          <w:lang w:val="en-US"/>
-        </w:rPr>
-      </w:pPr>
-      <w:r>
-        <w:rPr>
-          <w:b/>
-          <w:bCs/>
-          <w:lang w:val="en-US"/>
-        </w:rPr>
-        <w:t xml:space="preserve"> Normalización / escalado</w:t>
-      </w:r>
-    </w:p>
-    <w:p>
-      <w:pPr>
-        <w:rPr>
-          <w:lang w:val="en-US"/>
-        </w:rPr>
-      </w:pPr>
-      <w:r>
-        <w:rPr>
-          <w:lang w:val="en-US"/>
-        </w:rPr>
-        <w:t>from sklearn.preprocessing import StandardScaler</w:t>
-      </w:r>
-    </w:p>
-    <w:p>
-      <w:pPr>
-        <w:rPr>
-          <w:lang w:val="en-US"/>
-        </w:rPr>
-      </w:pPr>
-      <w:r>
-        <w:rPr>
-          <w:lang w:val="en-US"/>
-        </w:rPr>
-        <w:t>scaler = StandardScaler()</w:t>
-      </w:r>
-    </w:p>
-    <w:p>
-      <w:pPr>
-        <w:rPr>
-          <w:lang w:val="en-US"/>
-        </w:rPr>
-      </w:pPr>
-      <w:r>
-        <w:rPr>
-          <w:lang w:val="en-US"/>
-        </w:rPr>
-        <w:t>df_scaled[cols_numericas] = scaler.fit_transform(df[cols_numericas])</w:t>
-      </w:r>
-    </w:p>
-    <w:p>
-      <w:r>
-        <w:t xml:space="preserve">Se aplica un </w:t>
-      </w:r>
-      <w:r>
         <w:rPr>
           <w:b/>
           <w:bCs/>
         </w:rPr>
-        <w:t>escalado estandarizado (z-score)</w:t>
-      </w:r>
-      <w:r>
-        <w:t xml:space="preserve"> a las variables numéricas.</w:t>
-      </w:r>
-      <w:r>
-        <w:br/>
-        <w:t>Esto convierte los valores a una media de 0 y desviación estándar de 1, eliminando diferencias de magnitud entre variables.</w:t>
-      </w:r>
-    </w:p>
-    <w:p>
-      <w:r>
-        <w:t>Ideal para algoritmos sensibles a la escala, como:</w:t>
-      </w:r>
-    </w:p>
-    <w:p>
-      <w:pPr>
-        <w:numPr>
-          <w:ilvl w:val="0"/>
-          <w:numId w:val="4"/>
-        </w:numPr>
-      </w:pPr>
-      <w:proofErr w:type="spellStart"/>
-      <w:r>
-        <w:t>Clustering</w:t>
-      </w:r>
-      <w:proofErr w:type="spellEnd"/>
-      <w:r>
-        <w:t xml:space="preserve"> (K-</w:t>
-      </w:r>
-      <w:proofErr w:type="spellStart"/>
-      <w:r>
-        <w:t>Means</w:t>
-      </w:r>
-      <w:proofErr w:type="spellEnd"/>
-      <w:r>
-        <w:t>)</w:t>
-      </w:r>
-    </w:p>
-    <w:p>
-      <w:pPr>
-        <w:numPr>
-          <w:ilvl w:val="0"/>
-          <w:numId w:val="4"/>
-        </w:numPr>
-      </w:pPr>
-      <w:r>
-        <w:t>PCA (Análisis de Componentes Principales)</w:t>
-      </w:r>
-    </w:p>
-    <w:p>
-      <w:pPr>
-        <w:numPr>
-          <w:ilvl w:val="0"/>
-          <w:numId w:val="4"/>
-        </w:numPr>
-      </w:pPr>
-      <w:r>
-        <w:t>Modelos de detección de anomalías</w:t>
-      </w:r>
-    </w:p>
-    <w:p/>
-    <w:p>
-      <w:pPr>
+      </w:pPr>
+      <w:r>
         <w:rPr>
           <w:b/>
           <w:bCs/>
         </w:rPr>
-      </w:pPr>
-      <w:r>
+        <w:t>5. Exportación del archivo</w:t>
+      </w:r>
+    </w:p>
+    <w:p>
+      <w:r>
+        <w:t>Finalmente:</w:t>
+      </w:r>
+    </w:p>
+    <w:p>
+      <w:pPr>
+        <w:numPr>
+          <w:ilvl w:val="0"/>
+          <w:numId w:val="19"/>
+        </w:numPr>
+      </w:pPr>
+      <w:r>
+        <w:t xml:space="preserve">Se convierte la lista de registros en un </w:t>
+      </w:r>
+      <w:proofErr w:type="spellStart"/>
+      <w:r>
+        <w:t>DataFrame</w:t>
+      </w:r>
+      <w:proofErr w:type="spellEnd"/>
+      <w:r>
+        <w:t xml:space="preserve"> de pandas.</w:t>
+      </w:r>
+    </w:p>
+    <w:p>
+      <w:pPr>
+        <w:numPr>
+          <w:ilvl w:val="0"/>
+          <w:numId w:val="19"/>
+        </w:numPr>
+      </w:pPr>
+      <w:r>
+        <w:t>Se exporta a un archivo CSV llamado "simulacion_focas_baikal_realista2.csv".</w:t>
+      </w:r>
+    </w:p>
+    <w:p>
+      <w:pPr>
+        <w:numPr>
+          <w:ilvl w:val="0"/>
+          <w:numId w:val="19"/>
+        </w:numPr>
+      </w:pPr>
+      <w:r>
+        <w:t xml:space="preserve">Se imprime la forma del </w:t>
+      </w:r>
+      <w:proofErr w:type="spellStart"/>
+      <w:r>
+        <w:t>DataFrame</w:t>
+      </w:r>
+      <w:proofErr w:type="spellEnd"/>
+      <w:r>
+        <w:t xml:space="preserve"> generado.</w:t>
+      </w:r>
+    </w:p>
+    <w:p/>
+    <w:p>
+      <w:pPr>
         <w:rPr>
           <w:b/>
           <w:bCs/>
         </w:rPr>
-        <w:t xml:space="preserve"> Exportación del </w:t>
-      </w:r>
-      <w:proofErr w:type="spellStart"/>
+      </w:pPr>
       <w:r>
         <w:rPr>
           <w:b/>
           <w:bCs/>
         </w:rPr>
-        <w:t>dataset</w:t>
-      </w:r>
-      <w:proofErr w:type="spellEnd"/>
-      <w:r>
-        <w:rPr>
-          <w:b/>
-          <w:bCs/>
-        </w:rPr>
-        <w:t xml:space="preserve"> limpio</w:t>
-      </w:r>
-    </w:p>
-    <w:p>
-      <w:proofErr w:type="spellStart"/>
-      <w:r>
-        <w:t>df.to_</w:t>
-      </w:r>
-      <w:proofErr w:type="gramStart"/>
-      <w:r>
-        <w:t>csv</w:t>
-      </w:r>
-      <w:proofErr w:type="spellEnd"/>
-      <w:r>
-        <w:t>(</w:t>
-      </w:r>
-      <w:proofErr w:type="gramEnd"/>
-      <w:r>
-        <w:t xml:space="preserve">"simulacion_focas_baikal_limpio.csv", </w:t>
-      </w:r>
-      <w:proofErr w:type="spellStart"/>
-      <w:r>
-        <w:t>index</w:t>
-      </w:r>
-      <w:proofErr w:type="spellEnd"/>
-      <w:r>
-        <w:t xml:space="preserve">=False, </w:t>
-      </w:r>
-      <w:proofErr w:type="spellStart"/>
-      <w:r>
-        <w:t>encoding</w:t>
-      </w:r>
-      <w:proofErr w:type="spellEnd"/>
-      <w:r>
-        <w:t>='utf-8-sig')</w:t>
-      </w:r>
-    </w:p>
-    <w:p>
-      <w:r>
-        <w:t>El conjunto limpio se guarda como un nuevo archivo CSV con codificación UTF-8.</w:t>
-      </w:r>
-      <w:r>
-        <w:br/>
-        <w:t>Esto deja una versión “curada” lista para análisis o visualización.</w:t>
-      </w:r>
-    </w:p>
-    <w:p/>
-    <w:p>
-      <w:pPr>
-        <w:rPr>
-          <w:b/>
-          <w:bCs/>
-        </w:rPr>
-      </w:pPr>
-      <w:r>
-        <w:rPr>
-          <w:b/>
-          <w:bCs/>
-        </w:rPr>
-        <w:t xml:space="preserve"> 4. Fundamento teórico general</w:t>
-      </w:r>
-    </w:p>
-    <w:tbl>
-      <w:tblPr>
-        <w:tblW w:w="0" w:type="auto"/>
-        <w:tblCellSpacing w:w="15" w:type="dxa"/>
-        <w:tblCellMar>
-          <w:top w:w="15" w:type="dxa"/>
-          <w:left w:w="15" w:type="dxa"/>
-          <w:bottom w:w="15" w:type="dxa"/>
-          <w:right w:w="15" w:type="dxa"/>
-        </w:tblCellMar>
-        <w:tblLook w:val="04A0" w:firstRow="1" w:lastRow="0" w:firstColumn="1" w:lastColumn="0" w:noHBand="0" w:noVBand="1"/>
-      </w:tblPr>
-      <w:tblGrid>
-        <w:gridCol w:w="2083"/>
-        <w:gridCol w:w="2771"/>
-        <w:gridCol w:w="3984"/>
-      </w:tblGrid>
-      <w:tr>
-        <w:trPr>
-          <w:tblHeader/>
-          <w:tblCellSpacing w:w="15" w:type="dxa"/>
-        </w:trPr>
-        <w:tc>
-          <w:tcPr>
-            <w:tcW w:w="0" w:type="auto"/>
-            <w:vAlign w:val="center"/>
-            <w:hideMark/>
-          </w:tcPr>
-          <w:p>
-            <w:pPr>
-              <w:rPr>
-                <w:b/>
-                <w:bCs/>
-              </w:rPr>
-            </w:pPr>
-            <w:r>
-              <w:rPr>
-                <w:b/>
-                <w:bCs/>
-              </w:rPr>
-              <w:t>Etapa</w:t>
-            </w:r>
-          </w:p>
-        </w:tc>
-        <w:tc>
-          <w:tcPr>
-            <w:tcW w:w="0" w:type="auto"/>
-            <w:vAlign w:val="center"/>
-            <w:hideMark/>
-          </w:tcPr>
-          <w:p>
-            <w:pPr>
-              <w:rPr>
-                <w:b/>
-                <w:bCs/>
-              </w:rPr>
-            </w:pPr>
-            <w:r>
-              <w:rPr>
-                <w:b/>
-                <w:bCs/>
-              </w:rPr>
-              <w:t>Concepto teórico</w:t>
-            </w:r>
-          </w:p>
-        </w:tc>
-        <w:tc>
-          <w:tcPr>
-            <w:tcW w:w="0" w:type="auto"/>
-            <w:vAlign w:val="center"/>
-            <w:hideMark/>
-          </w:tcPr>
-          <w:p>
-            <w:pPr>
-              <w:rPr>
-                <w:b/>
-                <w:bCs/>
-              </w:rPr>
-            </w:pPr>
-            <w:r>
-              <w:rPr>
-                <w:b/>
-                <w:bCs/>
-              </w:rPr>
-              <w:t>Finalidad</w:t>
-            </w:r>
-          </w:p>
-        </w:tc>
-      </w:tr>
-      <w:tr>
-        <w:trPr>
-          <w:tblCellSpacing w:w="15" w:type="dxa"/>
-        </w:trPr>
-        <w:tc>
-          <w:tcPr>
-            <w:tcW w:w="0" w:type="auto"/>
-            <w:vAlign w:val="center"/>
-            <w:hideMark/>
-          </w:tcPr>
-          <w:p>
-            <w:r>
-              <w:t>Carga y renombrado</w:t>
-            </w:r>
-          </w:p>
-        </w:tc>
-        <w:tc>
-          <w:tcPr>
-            <w:tcW w:w="0" w:type="auto"/>
-            <w:vAlign w:val="center"/>
-            <w:hideMark/>
-          </w:tcPr>
-          <w:p>
-            <w:r>
-              <w:t>Integración de fuentes</w:t>
-            </w:r>
-          </w:p>
-        </w:tc>
-        <w:tc>
-          <w:tcPr>
-            <w:tcW w:w="0" w:type="auto"/>
-            <w:vAlign w:val="center"/>
-            <w:hideMark/>
-          </w:tcPr>
-          <w:p>
-            <w:r>
-              <w:t>Homogeneizar estructura de los datos</w:t>
-            </w:r>
-          </w:p>
-        </w:tc>
-      </w:tr>
-      <w:tr>
-        <w:trPr>
-          <w:tblCellSpacing w:w="15" w:type="dxa"/>
-        </w:trPr>
-        <w:tc>
-          <w:tcPr>
-            <w:tcW w:w="0" w:type="auto"/>
-            <w:vAlign w:val="center"/>
-            <w:hideMark/>
-          </w:tcPr>
-          <w:p>
-            <w:r>
-              <w:t>Fechas y orden</w:t>
-            </w:r>
-          </w:p>
-        </w:tc>
-        <w:tc>
-          <w:tcPr>
-            <w:tcW w:w="0" w:type="auto"/>
-            <w:vAlign w:val="center"/>
-            <w:hideMark/>
-          </w:tcPr>
-          <w:p>
-            <w:r>
-              <w:t>Temporalidad en series</w:t>
-            </w:r>
-          </w:p>
-        </w:tc>
-        <w:tc>
-          <w:tcPr>
-            <w:tcW w:w="0" w:type="auto"/>
-            <w:vAlign w:val="center"/>
-            <w:hideMark/>
-          </w:tcPr>
-          <w:p>
-            <w:r>
-              <w:t>Mantener coherencia cronológica</w:t>
-            </w:r>
-          </w:p>
-        </w:tc>
-      </w:tr>
-      <w:tr>
-        <w:trPr>
-          <w:tblCellSpacing w:w="15" w:type="dxa"/>
-        </w:trPr>
-        <w:tc>
-          <w:tcPr>
-            <w:tcW w:w="0" w:type="auto"/>
-            <w:vAlign w:val="center"/>
-            <w:hideMark/>
-          </w:tcPr>
-          <w:p>
-            <w:r>
-              <w:t>Nulos y duplicados</w:t>
-            </w:r>
-          </w:p>
-        </w:tc>
-        <w:tc>
-          <w:tcPr>
-            <w:tcW w:w="0" w:type="auto"/>
-            <w:vAlign w:val="center"/>
-            <w:hideMark/>
-          </w:tcPr>
-          <w:p>
-            <w:r>
-              <w:t>Calidad de datos</w:t>
-            </w:r>
-          </w:p>
-        </w:tc>
-        <w:tc>
-          <w:tcPr>
-            <w:tcW w:w="0" w:type="auto"/>
-            <w:vAlign w:val="center"/>
-            <w:hideMark/>
-          </w:tcPr>
-          <w:p>
-            <w:r>
-              <w:t>Evitar sesgos o repeticiones</w:t>
-            </w:r>
-          </w:p>
-        </w:tc>
-      </w:tr>
-      <w:tr>
-        <w:trPr>
-          <w:tblCellSpacing w:w="15" w:type="dxa"/>
-        </w:trPr>
-        <w:tc>
-          <w:tcPr>
-            <w:tcW w:w="0" w:type="auto"/>
-            <w:vAlign w:val="center"/>
-            <w:hideMark/>
-          </w:tcPr>
-          <w:p>
-            <w:r>
-              <w:t>Rango válido</w:t>
-            </w:r>
-          </w:p>
-        </w:tc>
-        <w:tc>
-          <w:tcPr>
-            <w:tcW w:w="0" w:type="auto"/>
-            <w:vAlign w:val="center"/>
-            <w:hideMark/>
-          </w:tcPr>
-          <w:p>
-            <w:r>
-              <w:t>Validación semántica</w:t>
-            </w:r>
-          </w:p>
-        </w:tc>
-        <w:tc>
-          <w:tcPr>
-            <w:tcW w:w="0" w:type="auto"/>
-            <w:vAlign w:val="center"/>
-            <w:hideMark/>
-          </w:tcPr>
-          <w:p>
-            <w:r>
-              <w:t>Filtrar valores físicamente imposibles</w:t>
-            </w:r>
-          </w:p>
-        </w:tc>
-      </w:tr>
-      <w:tr>
-        <w:trPr>
-          <w:tblCellSpacing w:w="15" w:type="dxa"/>
-        </w:trPr>
-        <w:tc>
-          <w:tcPr>
-            <w:tcW w:w="0" w:type="auto"/>
-            <w:vAlign w:val="center"/>
-            <w:hideMark/>
-          </w:tcPr>
-          <w:p>
-            <w:r>
-              <w:lastRenderedPageBreak/>
-              <w:t>Derivación</w:t>
-            </w:r>
-          </w:p>
-        </w:tc>
-        <w:tc>
-          <w:tcPr>
-            <w:tcW w:w="0" w:type="auto"/>
-            <w:vAlign w:val="center"/>
-            <w:hideMark/>
-          </w:tcPr>
-          <w:p>
-            <w:r>
-              <w:t>Ingeniería de características</w:t>
-            </w:r>
-          </w:p>
-        </w:tc>
-        <w:tc>
-          <w:tcPr>
-            <w:tcW w:w="0" w:type="auto"/>
-            <w:vAlign w:val="center"/>
-            <w:hideMark/>
-          </w:tcPr>
-          <w:p>
-            <w:r>
-              <w:t>Añadir contexto útil al análisis</w:t>
-            </w:r>
-          </w:p>
-        </w:tc>
-      </w:tr>
-      <w:tr>
-        <w:trPr>
-          <w:tblCellSpacing w:w="15" w:type="dxa"/>
-        </w:trPr>
-        <w:tc>
-          <w:tcPr>
-            <w:tcW w:w="0" w:type="auto"/>
-            <w:vAlign w:val="center"/>
-            <w:hideMark/>
-          </w:tcPr>
-          <w:p>
-            <w:r>
-              <w:t>Normalización</w:t>
-            </w:r>
-          </w:p>
-        </w:tc>
-        <w:tc>
-          <w:tcPr>
-            <w:tcW w:w="0" w:type="auto"/>
-            <w:vAlign w:val="center"/>
-            <w:hideMark/>
-          </w:tcPr>
-          <w:p>
-            <w:r>
-              <w:t>Escalado estadístico</w:t>
-            </w:r>
-          </w:p>
-        </w:tc>
-        <w:tc>
-          <w:tcPr>
-            <w:tcW w:w="0" w:type="auto"/>
-            <w:vAlign w:val="center"/>
-            <w:hideMark/>
-          </w:tcPr>
-          <w:p>
-            <w:r>
-              <w:t>Permitir comparaciones y modelado justo</w:t>
-            </w:r>
-          </w:p>
-        </w:tc>
-      </w:tr>
-    </w:tbl>
-    <w:p/>
-    <w:p>
-      <w:pPr>
-        <w:rPr>
-          <w:b/>
-          <w:bCs/>
-        </w:rPr>
-      </w:pPr>
-      <w:r>
-        <w:rPr>
-          <w:b/>
-          <w:bCs/>
-        </w:rPr>
-        <w:t xml:space="preserve"> 5. Referencias y documentación oficial</w:t>
-      </w:r>
-    </w:p>
-    <w:p>
-      <w:pPr>
-        <w:numPr>
-          <w:ilvl w:val="0"/>
-          <w:numId w:val="5"/>
-        </w:numPr>
-      </w:pPr>
-      <w:r>
-        <w:rPr>
-          <w:b/>
-          <w:bCs/>
-        </w:rPr>
-        <w:t>Pandas:</w:t>
-      </w:r>
-      <w:r>
-        <w:br/>
-      </w:r>
-      <w:hyperlink r:id="rId5" w:history="1">
-        <w:r>
-          <w:rPr>
-            <w:rStyle w:val="Hipervnculo"/>
-          </w:rPr>
-          <w:t>https://pandas.pydata.org/docs/</w:t>
-        </w:r>
-      </w:hyperlink>
-    </w:p>
-    <w:p>
-      <w:pPr>
-        <w:numPr>
-          <w:ilvl w:val="0"/>
-          <w:numId w:val="5"/>
-        </w:numPr>
-      </w:pPr>
-      <w:proofErr w:type="spellStart"/>
-      <w:r>
-        <w:rPr>
-          <w:b/>
-          <w:bCs/>
-        </w:rPr>
-        <w:t>NumPy</w:t>
-      </w:r>
-      <w:proofErr w:type="spellEnd"/>
-      <w:r>
-        <w:rPr>
-          <w:b/>
-          <w:bCs/>
-        </w:rPr>
-        <w:t>:</w:t>
-      </w:r>
-      <w:r>
-        <w:br/>
-      </w:r>
-      <w:hyperlink r:id="rId6" w:history="1">
-        <w:r>
-          <w:rPr>
-            <w:rStyle w:val="Hipervnculo"/>
-          </w:rPr>
-          <w:t>https://numpy.org/doc/stable/</w:t>
-        </w:r>
-      </w:hyperlink>
-    </w:p>
-    <w:p>
-      <w:pPr>
-        <w:numPr>
-          <w:ilvl w:val="0"/>
-          <w:numId w:val="5"/>
-        </w:numPr>
-        <w:rPr>
-          <w:lang w:val="en-US"/>
-        </w:rPr>
-      </w:pPr>
-      <w:r>
-        <w:rPr>
-          <w:b/>
-          <w:bCs/>
-          <w:lang w:val="en-US"/>
-        </w:rPr>
-        <w:t>Scikit-learn (</w:t>
-      </w:r>
-      <w:proofErr w:type="spellStart"/>
-      <w:r>
-        <w:rPr>
-          <w:b/>
-          <w:bCs/>
-          <w:lang w:val="en-US"/>
-        </w:rPr>
-        <w:t>StandardScaler</w:t>
-      </w:r>
-      <w:proofErr w:type="spellEnd"/>
-      <w:r>
-        <w:rPr>
-          <w:b/>
-          <w:bCs/>
-          <w:lang w:val="en-US"/>
-        </w:rPr>
-        <w:t>):</w:t>
-      </w:r>
-      <w:r>
-        <w:rPr>
-          <w:lang w:val="en-US"/>
-        </w:rPr>
-        <w:br/>
-      </w:r>
-      <w:hyperlink r:id="rId7" w:history="1">
-        <w:r>
-          <w:rPr>
-            <w:rStyle w:val="Hipervnculo"/>
-            <w:lang w:val="en-US"/>
-          </w:rPr>
-          <w:t>https://scikit-learn.org/stable/modules/generated/sklearn.preprocessing.StandardScaler.html</w:t>
-        </w:r>
-      </w:hyperlink>
-    </w:p>
-    <w:p>
-      <w:pPr>
-        <w:numPr>
-          <w:ilvl w:val="0"/>
-          <w:numId w:val="5"/>
-        </w:numPr>
-      </w:pPr>
-      <w:r>
-        <w:rPr>
-          <w:b/>
-          <w:bCs/>
-        </w:rPr>
-        <w:t>Limpieza y preprocesamiento de datos (documentación general):</w:t>
-      </w:r>
-    </w:p>
-    <w:p>
-      <w:pPr>
-        <w:numPr>
-          <w:ilvl w:val="1"/>
-          <w:numId w:val="5"/>
-        </w:numPr>
-        <w:rPr>
-          <w:lang w:val="en-US"/>
-        </w:rPr>
-      </w:pPr>
-      <w:r>
-        <w:rPr>
-          <w:i/>
-          <w:iCs/>
-          <w:lang w:val="en-US"/>
-        </w:rPr>
-        <w:t>Python Data Cleaning Cookbook</w:t>
-      </w:r>
-      <w:r>
-        <w:rPr>
-          <w:lang w:val="en-US"/>
-        </w:rPr>
-        <w:t>, Packt Publishing (2020).</w:t>
-      </w:r>
-    </w:p>
-    <w:p>
-      <w:pPr>
-        <w:numPr>
-          <w:ilvl w:val="1"/>
-          <w:numId w:val="5"/>
-        </w:numPr>
-        <w:rPr>
-          <w:lang w:val="en-US"/>
-        </w:rPr>
-      </w:pPr>
-      <w:r>
-        <w:rPr>
-          <w:i/>
-          <w:iCs/>
-          <w:lang w:val="en-US"/>
-        </w:rPr>
-        <w:t>Hands-On Data Analysis with Pandas</w:t>
-      </w:r>
-      <w:r>
-        <w:rPr>
-          <w:lang w:val="en-US"/>
-        </w:rPr>
-        <w:t>, Stefanie Molin (O’Reilly, 2021).</w:t>
-      </w:r>
-    </w:p>
-    <w:p/>
-    <w:p>
-      <w:pPr>
-        <w:rPr>
-          <w:b/>
-          <w:bCs/>
-        </w:rPr>
-      </w:pPr>
-      <w:r>
-        <w:rPr>
-          <w:b/>
-          <w:bCs/>
-        </w:rPr>
-        <w:t xml:space="preserve"> 6. Resumen conceptual</w:t>
-      </w:r>
-    </w:p>
-    <w:p>
-      <w:r>
-        <w:t xml:space="preserve">En Big Data, </w:t>
-      </w:r>
-      <w:r>
-        <w:rPr>
-          <w:b/>
-          <w:bCs/>
-        </w:rPr>
-        <w:t>la calidad de los datos es más importante que la cantidad</w:t>
-      </w:r>
-      <w:r>
-        <w:t>.</w:t>
-      </w:r>
-      <w:r>
-        <w:br/>
-        <w:t>Este proceso garantiza que el conjunto simulado de focas:</w:t>
-      </w:r>
-    </w:p>
-    <w:p>
-      <w:pPr>
-        <w:numPr>
-          <w:ilvl w:val="0"/>
-          <w:numId w:val="6"/>
-        </w:numPr>
-      </w:pPr>
-      <w:r>
-        <w:t xml:space="preserve">Sea </w:t>
-      </w:r>
-      <w:r>
-        <w:rPr>
-          <w:b/>
-          <w:bCs/>
-        </w:rPr>
-        <w:t>internamente consistente</w:t>
-      </w:r>
-      <w:r>
-        <w:t>,</w:t>
-      </w:r>
-    </w:p>
-    <w:p>
-      <w:pPr>
-        <w:numPr>
-          <w:ilvl w:val="0"/>
-          <w:numId w:val="6"/>
-        </w:numPr>
-      </w:pPr>
-      <w:r>
-        <w:t xml:space="preserve">Mantenga </w:t>
-      </w:r>
-      <w:r>
-        <w:rPr>
-          <w:b/>
-          <w:bCs/>
-        </w:rPr>
-        <w:t>valores dentro de límites realistas</w:t>
-      </w:r>
-      <w:r>
-        <w:t>,</w:t>
-      </w:r>
-    </w:p>
-    <w:p>
-      <w:pPr>
-        <w:numPr>
-          <w:ilvl w:val="0"/>
-          <w:numId w:val="6"/>
-        </w:numPr>
-      </w:pPr>
-      <w:r>
-        <w:t xml:space="preserve">Y esté </w:t>
-      </w:r>
-      <w:r>
-        <w:rPr>
-          <w:b/>
-          <w:bCs/>
-        </w:rPr>
-        <w:t>estructurado temporalmente</w:t>
-      </w:r>
-      <w:r>
-        <w:t xml:space="preserve"> para análisis avanzados (predicciones, patrones, etc.).</w:t>
+        <w:t>Resultado final</w:t>
+      </w:r>
+    </w:p>
+    <w:p>
+      <w:r>
+        <w:t>El archivo CSV contiene un conjunto extenso de datos simulados con propiedades realistas para estudios ecológicos o análisis de comportamiento de focas del Lago Baikal, incluyendo la presencia de un individuo con comportamiento anómalo coherente con un estado de lesión.</w:t>
       </w:r>
     </w:p>
     <w:p/>
@@ -1863,6 +1001,155 @@
 <file path=word/numbering.xml><?xml version="1.0" encoding="utf-8"?>
 <w:numbering xmlns:wpc="http://schemas.microsoft.com/office/word/2010/wordprocessingCanvas" xmlns:cx="http://schemas.microsoft.com/office/drawing/2014/chartex" xmlns:cx1="http://schemas.microsoft.com/office/drawing/2015/9/8/chartex" xmlns:cx2="http://schemas.microsoft.com/office/drawing/2015/10/21/chartex" xmlns:cx3="http://schemas.microsoft.com/office/drawing/2016/5/9/chartex" xmlns:cx4="http://schemas.microsoft.com/office/drawing/2016/5/10/chartex" xmlns:cx5="http://schemas.microsoft.com/office/drawing/2016/5/11/chartex" xmlns:cx6="http://schemas.microsoft.com/office/drawing/2016/5/12/chartex" xmlns:cx7="http://schemas.microsoft.com/office/drawing/2016/5/13/chartex" xmlns:cx8="http://schemas.microsoft.com/office/drawing/2016/5/14/chartex" xmlns:mc="http://schemas.openxmlformats.org/markup-compatibility/2006" xmlns:aink="http://schemas.microsoft.com/office/drawing/2016/ink" xmlns:am3d="http://schemas.microsoft.com/office/drawing/2017/model3d" xmlns:o="urn:schemas-microsoft-com:office:office" xmlns:oel="http://schemas.microsoft.com/office/2019/extlst" xmlns:r="http://schemas.openxmlformats.org/officeDocument/2006/relationships" xmlns:m="http://schemas.openxmlformats.org/officeDocument/2006/math" xmlns:v="urn:schemas-microsoft-com:vml" xmlns:wp14="http://schemas.microsoft.com/office/word/2010/wordprocessingDrawing" xmlns:wp="http://schemas.openxmlformats.org/drawingml/2006/wordprocessingDrawing" xmlns:w10="urn:schemas-microsoft-com:office:word" xmlns:w="http://schemas.openxmlformats.org/wordprocessingml/2006/main" xmlns:w14="http://schemas.microsoft.com/office/word/2010/wordml" xmlns:w15="http://schemas.microsoft.com/office/word/2012/wordml" xmlns:w16cex="http://schemas.microsoft.com/office/word/2018/wordml/cex" xmlns:w16cid="http://schemas.microsoft.com/office/word/2016/wordml/cid" xmlns:w16="http://schemas.microsoft.com/office/word/2018/wordml" xmlns:w16du="http://schemas.microsoft.com/office/word/2023/wordml/word16du" xmlns:w16sdtdh="http://schemas.microsoft.com/office/word/2020/wordml/sdtdatahash" xmlns:w16sdtfl="http://schemas.microsoft.com/office/word/2024/wordml/sdtformatlock" xmlns:w16se="http://schemas.microsoft.com/office/word/2015/wordml/symex" xmlns:wpg="http://schemas.microsoft.com/office/word/2010/wordprocessingGroup" xmlns:wpi="http://schemas.microsoft.com/office/word/2010/wordprocessingInk" xmlns:wne="http://schemas.microsoft.com/office/word/2006/wordml" xmlns:wps="http://schemas.microsoft.com/office/word/2010/wordprocessingShape" mc:Ignorable="w14 w15 w16se w16cid w16 w16cex w16sdtdh w16sdtfl w16du wp14">
   <w:abstractNum w:abstractNumId="0" w15:restartNumberingAfterBreak="0">
+    <w:nsid w:val="02B808DF"/>
+    <w:multiLevelType w:val="multilevel"/>
+    <w:tmpl w:val="E97CFCE6"/>
+    <w:lvl w:ilvl="0">
+      <w:start w:val="1"/>
+      <w:numFmt w:val="bullet"/>
+      <w:lvlText w:val=""/>
+      <w:lvlJc w:val="left"/>
+      <w:pPr>
+        <w:tabs>
+          <w:tab w:val="num" w:pos="720"/>
+        </w:tabs>
+        <w:ind w:left="720" w:hanging="360"/>
+      </w:pPr>
+      <w:rPr>
+        <w:rFonts w:ascii="Symbol" w:hAnsi="Symbol" w:hint="default"/>
+        <w:sz w:val="20"/>
+      </w:rPr>
+    </w:lvl>
+    <w:lvl w:ilvl="1" w:tentative="1">
+      <w:start w:val="1"/>
+      <w:numFmt w:val="bullet"/>
+      <w:lvlText w:val="o"/>
+      <w:lvlJc w:val="left"/>
+      <w:pPr>
+        <w:tabs>
+          <w:tab w:val="num" w:pos="1440"/>
+        </w:tabs>
+        <w:ind w:left="1440" w:hanging="360"/>
+      </w:pPr>
+      <w:rPr>
+        <w:rFonts w:ascii="Courier New" w:hAnsi="Courier New" w:hint="default"/>
+        <w:sz w:val="20"/>
+      </w:rPr>
+    </w:lvl>
+    <w:lvl w:ilvl="2" w:tentative="1">
+      <w:start w:val="1"/>
+      <w:numFmt w:val="bullet"/>
+      <w:lvlText w:val=""/>
+      <w:lvlJc w:val="left"/>
+      <w:pPr>
+        <w:tabs>
+          <w:tab w:val="num" w:pos="2160"/>
+        </w:tabs>
+        <w:ind w:left="2160" w:hanging="360"/>
+      </w:pPr>
+      <w:rPr>
+        <w:rFonts w:ascii="Wingdings" w:hAnsi="Wingdings" w:hint="default"/>
+        <w:sz w:val="20"/>
+      </w:rPr>
+    </w:lvl>
+    <w:lvl w:ilvl="3" w:tentative="1">
+      <w:start w:val="1"/>
+      <w:numFmt w:val="bullet"/>
+      <w:lvlText w:val=""/>
+      <w:lvlJc w:val="left"/>
+      <w:pPr>
+        <w:tabs>
+          <w:tab w:val="num" w:pos="2880"/>
+        </w:tabs>
+        <w:ind w:left="2880" w:hanging="360"/>
+      </w:pPr>
+      <w:rPr>
+        <w:rFonts w:ascii="Wingdings" w:hAnsi="Wingdings" w:hint="default"/>
+        <w:sz w:val="20"/>
+      </w:rPr>
+    </w:lvl>
+    <w:lvl w:ilvl="4" w:tentative="1">
+      <w:start w:val="1"/>
+      <w:numFmt w:val="bullet"/>
+      <w:lvlText w:val=""/>
+      <w:lvlJc w:val="left"/>
+      <w:pPr>
+        <w:tabs>
+          <w:tab w:val="num" w:pos="3600"/>
+        </w:tabs>
+        <w:ind w:left="3600" w:hanging="360"/>
+      </w:pPr>
+      <w:rPr>
+        <w:rFonts w:ascii="Wingdings" w:hAnsi="Wingdings" w:hint="default"/>
+        <w:sz w:val="20"/>
+      </w:rPr>
+    </w:lvl>
+    <w:lvl w:ilvl="5" w:tentative="1">
+      <w:start w:val="1"/>
+      <w:numFmt w:val="bullet"/>
+      <w:lvlText w:val=""/>
+      <w:lvlJc w:val="left"/>
+      <w:pPr>
+        <w:tabs>
+          <w:tab w:val="num" w:pos="4320"/>
+        </w:tabs>
+        <w:ind w:left="4320" w:hanging="360"/>
+      </w:pPr>
+      <w:rPr>
+        <w:rFonts w:ascii="Wingdings" w:hAnsi="Wingdings" w:hint="default"/>
+        <w:sz w:val="20"/>
+      </w:rPr>
+    </w:lvl>
+    <w:lvl w:ilvl="6" w:tentative="1">
+      <w:start w:val="1"/>
+      <w:numFmt w:val="bullet"/>
+      <w:lvlText w:val=""/>
+      <w:lvlJc w:val="left"/>
+      <w:pPr>
+        <w:tabs>
+          <w:tab w:val="num" w:pos="5040"/>
+        </w:tabs>
+        <w:ind w:left="5040" w:hanging="360"/>
+      </w:pPr>
+      <w:rPr>
+        <w:rFonts w:ascii="Wingdings" w:hAnsi="Wingdings" w:hint="default"/>
+        <w:sz w:val="20"/>
+      </w:rPr>
+    </w:lvl>
+    <w:lvl w:ilvl="7" w:tentative="1">
+      <w:start w:val="1"/>
+      <w:numFmt w:val="bullet"/>
+      <w:lvlText w:val=""/>
+      <w:lvlJc w:val="left"/>
+      <w:pPr>
+        <w:tabs>
+          <w:tab w:val="num" w:pos="5760"/>
+        </w:tabs>
+        <w:ind w:left="5760" w:hanging="360"/>
+      </w:pPr>
+      <w:rPr>
+        <w:rFonts w:ascii="Wingdings" w:hAnsi="Wingdings" w:hint="default"/>
+        <w:sz w:val="20"/>
+      </w:rPr>
+    </w:lvl>
+    <w:lvl w:ilvl="8" w:tentative="1">
+      <w:start w:val="1"/>
+      <w:numFmt w:val="bullet"/>
+      <w:lvlText w:val=""/>
+      <w:lvlJc w:val="left"/>
+      <w:pPr>
+        <w:tabs>
+          <w:tab w:val="num" w:pos="6480"/>
+        </w:tabs>
+        <w:ind w:left="6480" w:hanging="360"/>
+      </w:pPr>
+      <w:rPr>
+        <w:rFonts w:ascii="Wingdings" w:hAnsi="Wingdings" w:hint="default"/>
+        <w:sz w:val="20"/>
+      </w:rPr>
+    </w:lvl>
+  </w:abstractNum>
+  <w:abstractNum w:abstractNumId="1" w15:restartNumberingAfterBreak="0">
     <w:nsid w:val="0AC37AB8"/>
     <w:multiLevelType w:val="multilevel"/>
     <w:tmpl w:val="78E2FD66"/>
@@ -2011,7 +1298,156 @@
       </w:rPr>
     </w:lvl>
   </w:abstractNum>
-  <w:abstractNum w:abstractNumId="1" w15:restartNumberingAfterBreak="0">
+  <w:abstractNum w:abstractNumId="2" w15:restartNumberingAfterBreak="0">
+    <w:nsid w:val="0D9A7DDD"/>
+    <w:multiLevelType w:val="multilevel"/>
+    <w:tmpl w:val="A02675DA"/>
+    <w:lvl w:ilvl="0">
+      <w:start w:val="1"/>
+      <w:numFmt w:val="bullet"/>
+      <w:lvlText w:val=""/>
+      <w:lvlJc w:val="left"/>
+      <w:pPr>
+        <w:tabs>
+          <w:tab w:val="num" w:pos="720"/>
+        </w:tabs>
+        <w:ind w:left="720" w:hanging="360"/>
+      </w:pPr>
+      <w:rPr>
+        <w:rFonts w:ascii="Symbol" w:hAnsi="Symbol" w:hint="default"/>
+        <w:sz w:val="20"/>
+      </w:rPr>
+    </w:lvl>
+    <w:lvl w:ilvl="1" w:tentative="1">
+      <w:start w:val="1"/>
+      <w:numFmt w:val="bullet"/>
+      <w:lvlText w:val="o"/>
+      <w:lvlJc w:val="left"/>
+      <w:pPr>
+        <w:tabs>
+          <w:tab w:val="num" w:pos="1440"/>
+        </w:tabs>
+        <w:ind w:left="1440" w:hanging="360"/>
+      </w:pPr>
+      <w:rPr>
+        <w:rFonts w:ascii="Courier New" w:hAnsi="Courier New" w:hint="default"/>
+        <w:sz w:val="20"/>
+      </w:rPr>
+    </w:lvl>
+    <w:lvl w:ilvl="2" w:tentative="1">
+      <w:start w:val="1"/>
+      <w:numFmt w:val="bullet"/>
+      <w:lvlText w:val=""/>
+      <w:lvlJc w:val="left"/>
+      <w:pPr>
+        <w:tabs>
+          <w:tab w:val="num" w:pos="2160"/>
+        </w:tabs>
+        <w:ind w:left="2160" w:hanging="360"/>
+      </w:pPr>
+      <w:rPr>
+        <w:rFonts w:ascii="Wingdings" w:hAnsi="Wingdings" w:hint="default"/>
+        <w:sz w:val="20"/>
+      </w:rPr>
+    </w:lvl>
+    <w:lvl w:ilvl="3" w:tentative="1">
+      <w:start w:val="1"/>
+      <w:numFmt w:val="bullet"/>
+      <w:lvlText w:val=""/>
+      <w:lvlJc w:val="left"/>
+      <w:pPr>
+        <w:tabs>
+          <w:tab w:val="num" w:pos="2880"/>
+        </w:tabs>
+        <w:ind w:left="2880" w:hanging="360"/>
+      </w:pPr>
+      <w:rPr>
+        <w:rFonts w:ascii="Wingdings" w:hAnsi="Wingdings" w:hint="default"/>
+        <w:sz w:val="20"/>
+      </w:rPr>
+    </w:lvl>
+    <w:lvl w:ilvl="4" w:tentative="1">
+      <w:start w:val="1"/>
+      <w:numFmt w:val="bullet"/>
+      <w:lvlText w:val=""/>
+      <w:lvlJc w:val="left"/>
+      <w:pPr>
+        <w:tabs>
+          <w:tab w:val="num" w:pos="3600"/>
+        </w:tabs>
+        <w:ind w:left="3600" w:hanging="360"/>
+      </w:pPr>
+      <w:rPr>
+        <w:rFonts w:ascii="Wingdings" w:hAnsi="Wingdings" w:hint="default"/>
+        <w:sz w:val="20"/>
+      </w:rPr>
+    </w:lvl>
+    <w:lvl w:ilvl="5" w:tentative="1">
+      <w:start w:val="1"/>
+      <w:numFmt w:val="bullet"/>
+      <w:lvlText w:val=""/>
+      <w:lvlJc w:val="left"/>
+      <w:pPr>
+        <w:tabs>
+          <w:tab w:val="num" w:pos="4320"/>
+        </w:tabs>
+        <w:ind w:left="4320" w:hanging="360"/>
+      </w:pPr>
+      <w:rPr>
+        <w:rFonts w:ascii="Wingdings" w:hAnsi="Wingdings" w:hint="default"/>
+        <w:sz w:val="20"/>
+      </w:rPr>
+    </w:lvl>
+    <w:lvl w:ilvl="6" w:tentative="1">
+      <w:start w:val="1"/>
+      <w:numFmt w:val="bullet"/>
+      <w:lvlText w:val=""/>
+      <w:lvlJc w:val="left"/>
+      <w:pPr>
+        <w:tabs>
+          <w:tab w:val="num" w:pos="5040"/>
+        </w:tabs>
+        <w:ind w:left="5040" w:hanging="360"/>
+      </w:pPr>
+      <w:rPr>
+        <w:rFonts w:ascii="Wingdings" w:hAnsi="Wingdings" w:hint="default"/>
+        <w:sz w:val="20"/>
+      </w:rPr>
+    </w:lvl>
+    <w:lvl w:ilvl="7" w:tentative="1">
+      <w:start w:val="1"/>
+      <w:numFmt w:val="bullet"/>
+      <w:lvlText w:val=""/>
+      <w:lvlJc w:val="left"/>
+      <w:pPr>
+        <w:tabs>
+          <w:tab w:val="num" w:pos="5760"/>
+        </w:tabs>
+        <w:ind w:left="5760" w:hanging="360"/>
+      </w:pPr>
+      <w:rPr>
+        <w:rFonts w:ascii="Wingdings" w:hAnsi="Wingdings" w:hint="default"/>
+        <w:sz w:val="20"/>
+      </w:rPr>
+    </w:lvl>
+    <w:lvl w:ilvl="8" w:tentative="1">
+      <w:start w:val="1"/>
+      <w:numFmt w:val="bullet"/>
+      <w:lvlText w:val=""/>
+      <w:lvlJc w:val="left"/>
+      <w:pPr>
+        <w:tabs>
+          <w:tab w:val="num" w:pos="6480"/>
+        </w:tabs>
+        <w:ind w:left="6480" w:hanging="360"/>
+      </w:pPr>
+      <w:rPr>
+        <w:rFonts w:ascii="Wingdings" w:hAnsi="Wingdings" w:hint="default"/>
+        <w:sz w:val="20"/>
+      </w:rPr>
+    </w:lvl>
+  </w:abstractNum>
+  <w:abstractNum w:abstractNumId="3" w15:restartNumberingAfterBreak="0">
     <w:nsid w:val="154D52AF"/>
     <w:multiLevelType w:val="multilevel"/>
     <w:tmpl w:val="90AA75A8"/>
@@ -2160,7 +1596,156 @@
       </w:rPr>
     </w:lvl>
   </w:abstractNum>
-  <w:abstractNum w:abstractNumId="2" w15:restartNumberingAfterBreak="0">
+  <w:abstractNum w:abstractNumId="4" w15:restartNumberingAfterBreak="0">
+    <w:nsid w:val="20C2714A"/>
+    <w:multiLevelType w:val="multilevel"/>
+    <w:tmpl w:val="CC1020C2"/>
+    <w:lvl w:ilvl="0">
+      <w:start w:val="1"/>
+      <w:numFmt w:val="bullet"/>
+      <w:lvlText w:val=""/>
+      <w:lvlJc w:val="left"/>
+      <w:pPr>
+        <w:tabs>
+          <w:tab w:val="num" w:pos="720"/>
+        </w:tabs>
+        <w:ind w:left="720" w:hanging="360"/>
+      </w:pPr>
+      <w:rPr>
+        <w:rFonts w:ascii="Symbol" w:hAnsi="Symbol" w:hint="default"/>
+        <w:sz w:val="20"/>
+      </w:rPr>
+    </w:lvl>
+    <w:lvl w:ilvl="1" w:tentative="1">
+      <w:start w:val="1"/>
+      <w:numFmt w:val="bullet"/>
+      <w:lvlText w:val="o"/>
+      <w:lvlJc w:val="left"/>
+      <w:pPr>
+        <w:tabs>
+          <w:tab w:val="num" w:pos="1440"/>
+        </w:tabs>
+        <w:ind w:left="1440" w:hanging="360"/>
+      </w:pPr>
+      <w:rPr>
+        <w:rFonts w:ascii="Courier New" w:hAnsi="Courier New" w:hint="default"/>
+        <w:sz w:val="20"/>
+      </w:rPr>
+    </w:lvl>
+    <w:lvl w:ilvl="2" w:tentative="1">
+      <w:start w:val="1"/>
+      <w:numFmt w:val="bullet"/>
+      <w:lvlText w:val=""/>
+      <w:lvlJc w:val="left"/>
+      <w:pPr>
+        <w:tabs>
+          <w:tab w:val="num" w:pos="2160"/>
+        </w:tabs>
+        <w:ind w:left="2160" w:hanging="360"/>
+      </w:pPr>
+      <w:rPr>
+        <w:rFonts w:ascii="Wingdings" w:hAnsi="Wingdings" w:hint="default"/>
+        <w:sz w:val="20"/>
+      </w:rPr>
+    </w:lvl>
+    <w:lvl w:ilvl="3" w:tentative="1">
+      <w:start w:val="1"/>
+      <w:numFmt w:val="bullet"/>
+      <w:lvlText w:val=""/>
+      <w:lvlJc w:val="left"/>
+      <w:pPr>
+        <w:tabs>
+          <w:tab w:val="num" w:pos="2880"/>
+        </w:tabs>
+        <w:ind w:left="2880" w:hanging="360"/>
+      </w:pPr>
+      <w:rPr>
+        <w:rFonts w:ascii="Wingdings" w:hAnsi="Wingdings" w:hint="default"/>
+        <w:sz w:val="20"/>
+      </w:rPr>
+    </w:lvl>
+    <w:lvl w:ilvl="4" w:tentative="1">
+      <w:start w:val="1"/>
+      <w:numFmt w:val="bullet"/>
+      <w:lvlText w:val=""/>
+      <w:lvlJc w:val="left"/>
+      <w:pPr>
+        <w:tabs>
+          <w:tab w:val="num" w:pos="3600"/>
+        </w:tabs>
+        <w:ind w:left="3600" w:hanging="360"/>
+      </w:pPr>
+      <w:rPr>
+        <w:rFonts w:ascii="Wingdings" w:hAnsi="Wingdings" w:hint="default"/>
+        <w:sz w:val="20"/>
+      </w:rPr>
+    </w:lvl>
+    <w:lvl w:ilvl="5" w:tentative="1">
+      <w:start w:val="1"/>
+      <w:numFmt w:val="bullet"/>
+      <w:lvlText w:val=""/>
+      <w:lvlJc w:val="left"/>
+      <w:pPr>
+        <w:tabs>
+          <w:tab w:val="num" w:pos="4320"/>
+        </w:tabs>
+        <w:ind w:left="4320" w:hanging="360"/>
+      </w:pPr>
+      <w:rPr>
+        <w:rFonts w:ascii="Wingdings" w:hAnsi="Wingdings" w:hint="default"/>
+        <w:sz w:val="20"/>
+      </w:rPr>
+    </w:lvl>
+    <w:lvl w:ilvl="6" w:tentative="1">
+      <w:start w:val="1"/>
+      <w:numFmt w:val="bullet"/>
+      <w:lvlText w:val=""/>
+      <w:lvlJc w:val="left"/>
+      <w:pPr>
+        <w:tabs>
+          <w:tab w:val="num" w:pos="5040"/>
+        </w:tabs>
+        <w:ind w:left="5040" w:hanging="360"/>
+      </w:pPr>
+      <w:rPr>
+        <w:rFonts w:ascii="Wingdings" w:hAnsi="Wingdings" w:hint="default"/>
+        <w:sz w:val="20"/>
+      </w:rPr>
+    </w:lvl>
+    <w:lvl w:ilvl="7" w:tentative="1">
+      <w:start w:val="1"/>
+      <w:numFmt w:val="bullet"/>
+      <w:lvlText w:val=""/>
+      <w:lvlJc w:val="left"/>
+      <w:pPr>
+        <w:tabs>
+          <w:tab w:val="num" w:pos="5760"/>
+        </w:tabs>
+        <w:ind w:left="5760" w:hanging="360"/>
+      </w:pPr>
+      <w:rPr>
+        <w:rFonts w:ascii="Wingdings" w:hAnsi="Wingdings" w:hint="default"/>
+        <w:sz w:val="20"/>
+      </w:rPr>
+    </w:lvl>
+    <w:lvl w:ilvl="8" w:tentative="1">
+      <w:start w:val="1"/>
+      <w:numFmt w:val="bullet"/>
+      <w:lvlText w:val=""/>
+      <w:lvlJc w:val="left"/>
+      <w:pPr>
+        <w:tabs>
+          <w:tab w:val="num" w:pos="6480"/>
+        </w:tabs>
+        <w:ind w:left="6480" w:hanging="360"/>
+      </w:pPr>
+      <w:rPr>
+        <w:rFonts w:ascii="Wingdings" w:hAnsi="Wingdings" w:hint="default"/>
+        <w:sz w:val="20"/>
+      </w:rPr>
+    </w:lvl>
+  </w:abstractNum>
+  <w:abstractNum w:abstractNumId="5" w15:restartNumberingAfterBreak="0">
     <w:nsid w:val="223754DE"/>
     <w:multiLevelType w:val="multilevel"/>
     <w:tmpl w:val="41C69EC0"/>
@@ -2309,7 +1894,305 @@
       </w:rPr>
     </w:lvl>
   </w:abstractNum>
-  <w:abstractNum w:abstractNumId="3" w15:restartNumberingAfterBreak="0">
+  <w:abstractNum w:abstractNumId="6" w15:restartNumberingAfterBreak="0">
+    <w:nsid w:val="2AAC3CDF"/>
+    <w:multiLevelType w:val="multilevel"/>
+    <w:tmpl w:val="CF128286"/>
+    <w:lvl w:ilvl="0">
+      <w:start w:val="1"/>
+      <w:numFmt w:val="bullet"/>
+      <w:lvlText w:val=""/>
+      <w:lvlJc w:val="left"/>
+      <w:pPr>
+        <w:tabs>
+          <w:tab w:val="num" w:pos="720"/>
+        </w:tabs>
+        <w:ind w:left="720" w:hanging="360"/>
+      </w:pPr>
+      <w:rPr>
+        <w:rFonts w:ascii="Symbol" w:hAnsi="Symbol" w:hint="default"/>
+        <w:sz w:val="20"/>
+      </w:rPr>
+    </w:lvl>
+    <w:lvl w:ilvl="1">
+      <w:start w:val="1"/>
+      <w:numFmt w:val="bullet"/>
+      <w:lvlText w:val="o"/>
+      <w:lvlJc w:val="left"/>
+      <w:pPr>
+        <w:tabs>
+          <w:tab w:val="num" w:pos="1440"/>
+        </w:tabs>
+        <w:ind w:left="1440" w:hanging="360"/>
+      </w:pPr>
+      <w:rPr>
+        <w:rFonts w:ascii="Courier New" w:hAnsi="Courier New" w:hint="default"/>
+        <w:sz w:val="20"/>
+      </w:rPr>
+    </w:lvl>
+    <w:lvl w:ilvl="2" w:tentative="1">
+      <w:start w:val="1"/>
+      <w:numFmt w:val="bullet"/>
+      <w:lvlText w:val=""/>
+      <w:lvlJc w:val="left"/>
+      <w:pPr>
+        <w:tabs>
+          <w:tab w:val="num" w:pos="2160"/>
+        </w:tabs>
+        <w:ind w:left="2160" w:hanging="360"/>
+      </w:pPr>
+      <w:rPr>
+        <w:rFonts w:ascii="Wingdings" w:hAnsi="Wingdings" w:hint="default"/>
+        <w:sz w:val="20"/>
+      </w:rPr>
+    </w:lvl>
+    <w:lvl w:ilvl="3" w:tentative="1">
+      <w:start w:val="1"/>
+      <w:numFmt w:val="bullet"/>
+      <w:lvlText w:val=""/>
+      <w:lvlJc w:val="left"/>
+      <w:pPr>
+        <w:tabs>
+          <w:tab w:val="num" w:pos="2880"/>
+        </w:tabs>
+        <w:ind w:left="2880" w:hanging="360"/>
+      </w:pPr>
+      <w:rPr>
+        <w:rFonts w:ascii="Wingdings" w:hAnsi="Wingdings" w:hint="default"/>
+        <w:sz w:val="20"/>
+      </w:rPr>
+    </w:lvl>
+    <w:lvl w:ilvl="4" w:tentative="1">
+      <w:start w:val="1"/>
+      <w:numFmt w:val="bullet"/>
+      <w:lvlText w:val=""/>
+      <w:lvlJc w:val="left"/>
+      <w:pPr>
+        <w:tabs>
+          <w:tab w:val="num" w:pos="3600"/>
+        </w:tabs>
+        <w:ind w:left="3600" w:hanging="360"/>
+      </w:pPr>
+      <w:rPr>
+        <w:rFonts w:ascii="Wingdings" w:hAnsi="Wingdings" w:hint="default"/>
+        <w:sz w:val="20"/>
+      </w:rPr>
+    </w:lvl>
+    <w:lvl w:ilvl="5" w:tentative="1">
+      <w:start w:val="1"/>
+      <w:numFmt w:val="bullet"/>
+      <w:lvlText w:val=""/>
+      <w:lvlJc w:val="left"/>
+      <w:pPr>
+        <w:tabs>
+          <w:tab w:val="num" w:pos="4320"/>
+        </w:tabs>
+        <w:ind w:left="4320" w:hanging="360"/>
+      </w:pPr>
+      <w:rPr>
+        <w:rFonts w:ascii="Wingdings" w:hAnsi="Wingdings" w:hint="default"/>
+        <w:sz w:val="20"/>
+      </w:rPr>
+    </w:lvl>
+    <w:lvl w:ilvl="6" w:tentative="1">
+      <w:start w:val="1"/>
+      <w:numFmt w:val="bullet"/>
+      <w:lvlText w:val=""/>
+      <w:lvlJc w:val="left"/>
+      <w:pPr>
+        <w:tabs>
+          <w:tab w:val="num" w:pos="5040"/>
+        </w:tabs>
+        <w:ind w:left="5040" w:hanging="360"/>
+      </w:pPr>
+      <w:rPr>
+        <w:rFonts w:ascii="Wingdings" w:hAnsi="Wingdings" w:hint="default"/>
+        <w:sz w:val="20"/>
+      </w:rPr>
+    </w:lvl>
+    <w:lvl w:ilvl="7" w:tentative="1">
+      <w:start w:val="1"/>
+      <w:numFmt w:val="bullet"/>
+      <w:lvlText w:val=""/>
+      <w:lvlJc w:val="left"/>
+      <w:pPr>
+        <w:tabs>
+          <w:tab w:val="num" w:pos="5760"/>
+        </w:tabs>
+        <w:ind w:left="5760" w:hanging="360"/>
+      </w:pPr>
+      <w:rPr>
+        <w:rFonts w:ascii="Wingdings" w:hAnsi="Wingdings" w:hint="default"/>
+        <w:sz w:val="20"/>
+      </w:rPr>
+    </w:lvl>
+    <w:lvl w:ilvl="8" w:tentative="1">
+      <w:start w:val="1"/>
+      <w:numFmt w:val="bullet"/>
+      <w:lvlText w:val=""/>
+      <w:lvlJc w:val="left"/>
+      <w:pPr>
+        <w:tabs>
+          <w:tab w:val="num" w:pos="6480"/>
+        </w:tabs>
+        <w:ind w:left="6480" w:hanging="360"/>
+      </w:pPr>
+      <w:rPr>
+        <w:rFonts w:ascii="Wingdings" w:hAnsi="Wingdings" w:hint="default"/>
+        <w:sz w:val="20"/>
+      </w:rPr>
+    </w:lvl>
+  </w:abstractNum>
+  <w:abstractNum w:abstractNumId="7" w15:restartNumberingAfterBreak="0">
+    <w:nsid w:val="32F357E1"/>
+    <w:multiLevelType w:val="multilevel"/>
+    <w:tmpl w:val="4086E3BC"/>
+    <w:lvl w:ilvl="0">
+      <w:start w:val="1"/>
+      <w:numFmt w:val="bullet"/>
+      <w:lvlText w:val=""/>
+      <w:lvlJc w:val="left"/>
+      <w:pPr>
+        <w:tabs>
+          <w:tab w:val="num" w:pos="720"/>
+        </w:tabs>
+        <w:ind w:left="720" w:hanging="360"/>
+      </w:pPr>
+      <w:rPr>
+        <w:rFonts w:ascii="Symbol" w:hAnsi="Symbol" w:hint="default"/>
+        <w:sz w:val="20"/>
+      </w:rPr>
+    </w:lvl>
+    <w:lvl w:ilvl="1" w:tentative="1">
+      <w:start w:val="1"/>
+      <w:numFmt w:val="bullet"/>
+      <w:lvlText w:val="o"/>
+      <w:lvlJc w:val="left"/>
+      <w:pPr>
+        <w:tabs>
+          <w:tab w:val="num" w:pos="1440"/>
+        </w:tabs>
+        <w:ind w:left="1440" w:hanging="360"/>
+      </w:pPr>
+      <w:rPr>
+        <w:rFonts w:ascii="Courier New" w:hAnsi="Courier New" w:hint="default"/>
+        <w:sz w:val="20"/>
+      </w:rPr>
+    </w:lvl>
+    <w:lvl w:ilvl="2" w:tentative="1">
+      <w:start w:val="1"/>
+      <w:numFmt w:val="bullet"/>
+      <w:lvlText w:val=""/>
+      <w:lvlJc w:val="left"/>
+      <w:pPr>
+        <w:tabs>
+          <w:tab w:val="num" w:pos="2160"/>
+        </w:tabs>
+        <w:ind w:left="2160" w:hanging="360"/>
+      </w:pPr>
+      <w:rPr>
+        <w:rFonts w:ascii="Wingdings" w:hAnsi="Wingdings" w:hint="default"/>
+        <w:sz w:val="20"/>
+      </w:rPr>
+    </w:lvl>
+    <w:lvl w:ilvl="3" w:tentative="1">
+      <w:start w:val="1"/>
+      <w:numFmt w:val="bullet"/>
+      <w:lvlText w:val=""/>
+      <w:lvlJc w:val="left"/>
+      <w:pPr>
+        <w:tabs>
+          <w:tab w:val="num" w:pos="2880"/>
+        </w:tabs>
+        <w:ind w:left="2880" w:hanging="360"/>
+      </w:pPr>
+      <w:rPr>
+        <w:rFonts w:ascii="Wingdings" w:hAnsi="Wingdings" w:hint="default"/>
+        <w:sz w:val="20"/>
+      </w:rPr>
+    </w:lvl>
+    <w:lvl w:ilvl="4" w:tentative="1">
+      <w:start w:val="1"/>
+      <w:numFmt w:val="bullet"/>
+      <w:lvlText w:val=""/>
+      <w:lvlJc w:val="left"/>
+      <w:pPr>
+        <w:tabs>
+          <w:tab w:val="num" w:pos="3600"/>
+        </w:tabs>
+        <w:ind w:left="3600" w:hanging="360"/>
+      </w:pPr>
+      <w:rPr>
+        <w:rFonts w:ascii="Wingdings" w:hAnsi="Wingdings" w:hint="default"/>
+        <w:sz w:val="20"/>
+      </w:rPr>
+    </w:lvl>
+    <w:lvl w:ilvl="5" w:tentative="1">
+      <w:start w:val="1"/>
+      <w:numFmt w:val="bullet"/>
+      <w:lvlText w:val=""/>
+      <w:lvlJc w:val="left"/>
+      <w:pPr>
+        <w:tabs>
+          <w:tab w:val="num" w:pos="4320"/>
+        </w:tabs>
+        <w:ind w:left="4320" w:hanging="360"/>
+      </w:pPr>
+      <w:rPr>
+        <w:rFonts w:ascii="Wingdings" w:hAnsi="Wingdings" w:hint="default"/>
+        <w:sz w:val="20"/>
+      </w:rPr>
+    </w:lvl>
+    <w:lvl w:ilvl="6" w:tentative="1">
+      <w:start w:val="1"/>
+      <w:numFmt w:val="bullet"/>
+      <w:lvlText w:val=""/>
+      <w:lvlJc w:val="left"/>
+      <w:pPr>
+        <w:tabs>
+          <w:tab w:val="num" w:pos="5040"/>
+        </w:tabs>
+        <w:ind w:left="5040" w:hanging="360"/>
+      </w:pPr>
+      <w:rPr>
+        <w:rFonts w:ascii="Wingdings" w:hAnsi="Wingdings" w:hint="default"/>
+        <w:sz w:val="20"/>
+      </w:rPr>
+    </w:lvl>
+    <w:lvl w:ilvl="7" w:tentative="1">
+      <w:start w:val="1"/>
+      <w:numFmt w:val="bullet"/>
+      <w:lvlText w:val=""/>
+      <w:lvlJc w:val="left"/>
+      <w:pPr>
+        <w:tabs>
+          <w:tab w:val="num" w:pos="5760"/>
+        </w:tabs>
+        <w:ind w:left="5760" w:hanging="360"/>
+      </w:pPr>
+      <w:rPr>
+        <w:rFonts w:ascii="Wingdings" w:hAnsi="Wingdings" w:hint="default"/>
+        <w:sz w:val="20"/>
+      </w:rPr>
+    </w:lvl>
+    <w:lvl w:ilvl="8" w:tentative="1">
+      <w:start w:val="1"/>
+      <w:numFmt w:val="bullet"/>
+      <w:lvlText w:val=""/>
+      <w:lvlJc w:val="left"/>
+      <w:pPr>
+        <w:tabs>
+          <w:tab w:val="num" w:pos="6480"/>
+        </w:tabs>
+        <w:ind w:left="6480" w:hanging="360"/>
+      </w:pPr>
+      <w:rPr>
+        <w:rFonts w:ascii="Wingdings" w:hAnsi="Wingdings" w:hint="default"/>
+        <w:sz w:val="20"/>
+      </w:rPr>
+    </w:lvl>
+  </w:abstractNum>
+  <w:abstractNum w:abstractNumId="8" w15:restartNumberingAfterBreak="0">
     <w:nsid w:val="36D83B7F"/>
     <w:multiLevelType w:val="multilevel"/>
     <w:tmpl w:val="54D260E4"/>
@@ -2458,7 +2341,156 @@
       </w:rPr>
     </w:lvl>
   </w:abstractNum>
-  <w:abstractNum w:abstractNumId="4" w15:restartNumberingAfterBreak="0">
+  <w:abstractNum w:abstractNumId="9" w15:restartNumberingAfterBreak="0">
+    <w:nsid w:val="3873635C"/>
+    <w:multiLevelType w:val="multilevel"/>
+    <w:tmpl w:val="2EDE4BFE"/>
+    <w:lvl w:ilvl="0">
+      <w:start w:val="1"/>
+      <w:numFmt w:val="bullet"/>
+      <w:lvlText w:val=""/>
+      <w:lvlJc w:val="left"/>
+      <w:pPr>
+        <w:tabs>
+          <w:tab w:val="num" w:pos="720"/>
+        </w:tabs>
+        <w:ind w:left="720" w:hanging="360"/>
+      </w:pPr>
+      <w:rPr>
+        <w:rFonts w:ascii="Symbol" w:hAnsi="Symbol" w:hint="default"/>
+        <w:sz w:val="20"/>
+      </w:rPr>
+    </w:lvl>
+    <w:lvl w:ilvl="1" w:tentative="1">
+      <w:start w:val="1"/>
+      <w:numFmt w:val="bullet"/>
+      <w:lvlText w:val="o"/>
+      <w:lvlJc w:val="left"/>
+      <w:pPr>
+        <w:tabs>
+          <w:tab w:val="num" w:pos="1440"/>
+        </w:tabs>
+        <w:ind w:left="1440" w:hanging="360"/>
+      </w:pPr>
+      <w:rPr>
+        <w:rFonts w:ascii="Courier New" w:hAnsi="Courier New" w:hint="default"/>
+        <w:sz w:val="20"/>
+      </w:rPr>
+    </w:lvl>
+    <w:lvl w:ilvl="2" w:tentative="1">
+      <w:start w:val="1"/>
+      <w:numFmt w:val="bullet"/>
+      <w:lvlText w:val=""/>
+      <w:lvlJc w:val="left"/>
+      <w:pPr>
+        <w:tabs>
+          <w:tab w:val="num" w:pos="2160"/>
+        </w:tabs>
+        <w:ind w:left="2160" w:hanging="360"/>
+      </w:pPr>
+      <w:rPr>
+        <w:rFonts w:ascii="Wingdings" w:hAnsi="Wingdings" w:hint="default"/>
+        <w:sz w:val="20"/>
+      </w:rPr>
+    </w:lvl>
+    <w:lvl w:ilvl="3" w:tentative="1">
+      <w:start w:val="1"/>
+      <w:numFmt w:val="bullet"/>
+      <w:lvlText w:val=""/>
+      <w:lvlJc w:val="left"/>
+      <w:pPr>
+        <w:tabs>
+          <w:tab w:val="num" w:pos="2880"/>
+        </w:tabs>
+        <w:ind w:left="2880" w:hanging="360"/>
+      </w:pPr>
+      <w:rPr>
+        <w:rFonts w:ascii="Wingdings" w:hAnsi="Wingdings" w:hint="default"/>
+        <w:sz w:val="20"/>
+      </w:rPr>
+    </w:lvl>
+    <w:lvl w:ilvl="4" w:tentative="1">
+      <w:start w:val="1"/>
+      <w:numFmt w:val="bullet"/>
+      <w:lvlText w:val=""/>
+      <w:lvlJc w:val="left"/>
+      <w:pPr>
+        <w:tabs>
+          <w:tab w:val="num" w:pos="3600"/>
+        </w:tabs>
+        <w:ind w:left="3600" w:hanging="360"/>
+      </w:pPr>
+      <w:rPr>
+        <w:rFonts w:ascii="Wingdings" w:hAnsi="Wingdings" w:hint="default"/>
+        <w:sz w:val="20"/>
+      </w:rPr>
+    </w:lvl>
+    <w:lvl w:ilvl="5" w:tentative="1">
+      <w:start w:val="1"/>
+      <w:numFmt w:val="bullet"/>
+      <w:lvlText w:val=""/>
+      <w:lvlJc w:val="left"/>
+      <w:pPr>
+        <w:tabs>
+          <w:tab w:val="num" w:pos="4320"/>
+        </w:tabs>
+        <w:ind w:left="4320" w:hanging="360"/>
+      </w:pPr>
+      <w:rPr>
+        <w:rFonts w:ascii="Wingdings" w:hAnsi="Wingdings" w:hint="default"/>
+        <w:sz w:val="20"/>
+      </w:rPr>
+    </w:lvl>
+    <w:lvl w:ilvl="6" w:tentative="1">
+      <w:start w:val="1"/>
+      <w:numFmt w:val="bullet"/>
+      <w:lvlText w:val=""/>
+      <w:lvlJc w:val="left"/>
+      <w:pPr>
+        <w:tabs>
+          <w:tab w:val="num" w:pos="5040"/>
+        </w:tabs>
+        <w:ind w:left="5040" w:hanging="360"/>
+      </w:pPr>
+      <w:rPr>
+        <w:rFonts w:ascii="Wingdings" w:hAnsi="Wingdings" w:hint="default"/>
+        <w:sz w:val="20"/>
+      </w:rPr>
+    </w:lvl>
+    <w:lvl w:ilvl="7" w:tentative="1">
+      <w:start w:val="1"/>
+      <w:numFmt w:val="bullet"/>
+      <w:lvlText w:val=""/>
+      <w:lvlJc w:val="left"/>
+      <w:pPr>
+        <w:tabs>
+          <w:tab w:val="num" w:pos="5760"/>
+        </w:tabs>
+        <w:ind w:left="5760" w:hanging="360"/>
+      </w:pPr>
+      <w:rPr>
+        <w:rFonts w:ascii="Wingdings" w:hAnsi="Wingdings" w:hint="default"/>
+        <w:sz w:val="20"/>
+      </w:rPr>
+    </w:lvl>
+    <w:lvl w:ilvl="8" w:tentative="1">
+      <w:start w:val="1"/>
+      <w:numFmt w:val="bullet"/>
+      <w:lvlText w:val=""/>
+      <w:lvlJc w:val="left"/>
+      <w:pPr>
+        <w:tabs>
+          <w:tab w:val="num" w:pos="6480"/>
+        </w:tabs>
+        <w:ind w:left="6480" w:hanging="360"/>
+      </w:pPr>
+      <w:rPr>
+        <w:rFonts w:ascii="Wingdings" w:hAnsi="Wingdings" w:hint="default"/>
+        <w:sz w:val="20"/>
+      </w:rPr>
+    </w:lvl>
+  </w:abstractNum>
+  <w:abstractNum w:abstractNumId="10" w15:restartNumberingAfterBreak="0">
     <w:nsid w:val="38BE0E39"/>
     <w:multiLevelType w:val="multilevel"/>
     <w:tmpl w:val="C4F21EC8"/>
@@ -2607,7 +2639,7 @@
       </w:rPr>
     </w:lvl>
   </w:abstractNum>
-  <w:abstractNum w:abstractNumId="5" w15:restartNumberingAfterBreak="0">
+  <w:abstractNum w:abstractNumId="11" w15:restartNumberingAfterBreak="0">
     <w:nsid w:val="3BCF2B75"/>
     <w:multiLevelType w:val="multilevel"/>
     <w:tmpl w:val="B90809FE"/>
@@ -2756,23 +2788,1105 @@
       </w:rPr>
     </w:lvl>
   </w:abstractNum>
+  <w:abstractNum w:abstractNumId="12" w15:restartNumberingAfterBreak="0">
+    <w:nsid w:val="417611F6"/>
+    <w:multiLevelType w:val="multilevel"/>
+    <w:tmpl w:val="5F0CE87A"/>
+    <w:lvl w:ilvl="0">
+      <w:start w:val="1"/>
+      <w:numFmt w:val="bullet"/>
+      <w:lvlText w:val=""/>
+      <w:lvlJc w:val="left"/>
+      <w:pPr>
+        <w:tabs>
+          <w:tab w:val="num" w:pos="720"/>
+        </w:tabs>
+        <w:ind w:left="720" w:hanging="360"/>
+      </w:pPr>
+      <w:rPr>
+        <w:rFonts w:ascii="Symbol" w:hAnsi="Symbol" w:hint="default"/>
+        <w:sz w:val="20"/>
+      </w:rPr>
+    </w:lvl>
+    <w:lvl w:ilvl="1" w:tentative="1">
+      <w:start w:val="1"/>
+      <w:numFmt w:val="bullet"/>
+      <w:lvlText w:val="o"/>
+      <w:lvlJc w:val="left"/>
+      <w:pPr>
+        <w:tabs>
+          <w:tab w:val="num" w:pos="1440"/>
+        </w:tabs>
+        <w:ind w:left="1440" w:hanging="360"/>
+      </w:pPr>
+      <w:rPr>
+        <w:rFonts w:ascii="Courier New" w:hAnsi="Courier New" w:hint="default"/>
+        <w:sz w:val="20"/>
+      </w:rPr>
+    </w:lvl>
+    <w:lvl w:ilvl="2" w:tentative="1">
+      <w:start w:val="1"/>
+      <w:numFmt w:val="bullet"/>
+      <w:lvlText w:val=""/>
+      <w:lvlJc w:val="left"/>
+      <w:pPr>
+        <w:tabs>
+          <w:tab w:val="num" w:pos="2160"/>
+        </w:tabs>
+        <w:ind w:left="2160" w:hanging="360"/>
+      </w:pPr>
+      <w:rPr>
+        <w:rFonts w:ascii="Wingdings" w:hAnsi="Wingdings" w:hint="default"/>
+        <w:sz w:val="20"/>
+      </w:rPr>
+    </w:lvl>
+    <w:lvl w:ilvl="3" w:tentative="1">
+      <w:start w:val="1"/>
+      <w:numFmt w:val="bullet"/>
+      <w:lvlText w:val=""/>
+      <w:lvlJc w:val="left"/>
+      <w:pPr>
+        <w:tabs>
+          <w:tab w:val="num" w:pos="2880"/>
+        </w:tabs>
+        <w:ind w:left="2880" w:hanging="360"/>
+      </w:pPr>
+      <w:rPr>
+        <w:rFonts w:ascii="Wingdings" w:hAnsi="Wingdings" w:hint="default"/>
+        <w:sz w:val="20"/>
+      </w:rPr>
+    </w:lvl>
+    <w:lvl w:ilvl="4" w:tentative="1">
+      <w:start w:val="1"/>
+      <w:numFmt w:val="bullet"/>
+      <w:lvlText w:val=""/>
+      <w:lvlJc w:val="left"/>
+      <w:pPr>
+        <w:tabs>
+          <w:tab w:val="num" w:pos="3600"/>
+        </w:tabs>
+        <w:ind w:left="3600" w:hanging="360"/>
+      </w:pPr>
+      <w:rPr>
+        <w:rFonts w:ascii="Wingdings" w:hAnsi="Wingdings" w:hint="default"/>
+        <w:sz w:val="20"/>
+      </w:rPr>
+    </w:lvl>
+    <w:lvl w:ilvl="5" w:tentative="1">
+      <w:start w:val="1"/>
+      <w:numFmt w:val="bullet"/>
+      <w:lvlText w:val=""/>
+      <w:lvlJc w:val="left"/>
+      <w:pPr>
+        <w:tabs>
+          <w:tab w:val="num" w:pos="4320"/>
+        </w:tabs>
+        <w:ind w:left="4320" w:hanging="360"/>
+      </w:pPr>
+      <w:rPr>
+        <w:rFonts w:ascii="Wingdings" w:hAnsi="Wingdings" w:hint="default"/>
+        <w:sz w:val="20"/>
+      </w:rPr>
+    </w:lvl>
+    <w:lvl w:ilvl="6" w:tentative="1">
+      <w:start w:val="1"/>
+      <w:numFmt w:val="bullet"/>
+      <w:lvlText w:val=""/>
+      <w:lvlJc w:val="left"/>
+      <w:pPr>
+        <w:tabs>
+          <w:tab w:val="num" w:pos="5040"/>
+        </w:tabs>
+        <w:ind w:left="5040" w:hanging="360"/>
+      </w:pPr>
+      <w:rPr>
+        <w:rFonts w:ascii="Wingdings" w:hAnsi="Wingdings" w:hint="default"/>
+        <w:sz w:val="20"/>
+      </w:rPr>
+    </w:lvl>
+    <w:lvl w:ilvl="7" w:tentative="1">
+      <w:start w:val="1"/>
+      <w:numFmt w:val="bullet"/>
+      <w:lvlText w:val=""/>
+      <w:lvlJc w:val="left"/>
+      <w:pPr>
+        <w:tabs>
+          <w:tab w:val="num" w:pos="5760"/>
+        </w:tabs>
+        <w:ind w:left="5760" w:hanging="360"/>
+      </w:pPr>
+      <w:rPr>
+        <w:rFonts w:ascii="Wingdings" w:hAnsi="Wingdings" w:hint="default"/>
+        <w:sz w:val="20"/>
+      </w:rPr>
+    </w:lvl>
+    <w:lvl w:ilvl="8" w:tentative="1">
+      <w:start w:val="1"/>
+      <w:numFmt w:val="bullet"/>
+      <w:lvlText w:val=""/>
+      <w:lvlJc w:val="left"/>
+      <w:pPr>
+        <w:tabs>
+          <w:tab w:val="num" w:pos="6480"/>
+        </w:tabs>
+        <w:ind w:left="6480" w:hanging="360"/>
+      </w:pPr>
+      <w:rPr>
+        <w:rFonts w:ascii="Wingdings" w:hAnsi="Wingdings" w:hint="default"/>
+        <w:sz w:val="20"/>
+      </w:rPr>
+    </w:lvl>
+  </w:abstractNum>
+  <w:abstractNum w:abstractNumId="13" w15:restartNumberingAfterBreak="0">
+    <w:nsid w:val="44292CA3"/>
+    <w:multiLevelType w:val="multilevel"/>
+    <w:tmpl w:val="427613E0"/>
+    <w:lvl w:ilvl="0">
+      <w:start w:val="1"/>
+      <w:numFmt w:val="bullet"/>
+      <w:lvlText w:val=""/>
+      <w:lvlJc w:val="left"/>
+      <w:pPr>
+        <w:tabs>
+          <w:tab w:val="num" w:pos="720"/>
+        </w:tabs>
+        <w:ind w:left="720" w:hanging="360"/>
+      </w:pPr>
+      <w:rPr>
+        <w:rFonts w:ascii="Symbol" w:hAnsi="Symbol" w:hint="default"/>
+        <w:sz w:val="20"/>
+      </w:rPr>
+    </w:lvl>
+    <w:lvl w:ilvl="1" w:tentative="1">
+      <w:start w:val="1"/>
+      <w:numFmt w:val="bullet"/>
+      <w:lvlText w:val="o"/>
+      <w:lvlJc w:val="left"/>
+      <w:pPr>
+        <w:tabs>
+          <w:tab w:val="num" w:pos="1440"/>
+        </w:tabs>
+        <w:ind w:left="1440" w:hanging="360"/>
+      </w:pPr>
+      <w:rPr>
+        <w:rFonts w:ascii="Courier New" w:hAnsi="Courier New" w:hint="default"/>
+        <w:sz w:val="20"/>
+      </w:rPr>
+    </w:lvl>
+    <w:lvl w:ilvl="2" w:tentative="1">
+      <w:start w:val="1"/>
+      <w:numFmt w:val="bullet"/>
+      <w:lvlText w:val=""/>
+      <w:lvlJc w:val="left"/>
+      <w:pPr>
+        <w:tabs>
+          <w:tab w:val="num" w:pos="2160"/>
+        </w:tabs>
+        <w:ind w:left="2160" w:hanging="360"/>
+      </w:pPr>
+      <w:rPr>
+        <w:rFonts w:ascii="Wingdings" w:hAnsi="Wingdings" w:hint="default"/>
+        <w:sz w:val="20"/>
+      </w:rPr>
+    </w:lvl>
+    <w:lvl w:ilvl="3" w:tentative="1">
+      <w:start w:val="1"/>
+      <w:numFmt w:val="bullet"/>
+      <w:lvlText w:val=""/>
+      <w:lvlJc w:val="left"/>
+      <w:pPr>
+        <w:tabs>
+          <w:tab w:val="num" w:pos="2880"/>
+        </w:tabs>
+        <w:ind w:left="2880" w:hanging="360"/>
+      </w:pPr>
+      <w:rPr>
+        <w:rFonts w:ascii="Wingdings" w:hAnsi="Wingdings" w:hint="default"/>
+        <w:sz w:val="20"/>
+      </w:rPr>
+    </w:lvl>
+    <w:lvl w:ilvl="4" w:tentative="1">
+      <w:start w:val="1"/>
+      <w:numFmt w:val="bullet"/>
+      <w:lvlText w:val=""/>
+      <w:lvlJc w:val="left"/>
+      <w:pPr>
+        <w:tabs>
+          <w:tab w:val="num" w:pos="3600"/>
+        </w:tabs>
+        <w:ind w:left="3600" w:hanging="360"/>
+      </w:pPr>
+      <w:rPr>
+        <w:rFonts w:ascii="Wingdings" w:hAnsi="Wingdings" w:hint="default"/>
+        <w:sz w:val="20"/>
+      </w:rPr>
+    </w:lvl>
+    <w:lvl w:ilvl="5" w:tentative="1">
+      <w:start w:val="1"/>
+      <w:numFmt w:val="bullet"/>
+      <w:lvlText w:val=""/>
+      <w:lvlJc w:val="left"/>
+      <w:pPr>
+        <w:tabs>
+          <w:tab w:val="num" w:pos="4320"/>
+        </w:tabs>
+        <w:ind w:left="4320" w:hanging="360"/>
+      </w:pPr>
+      <w:rPr>
+        <w:rFonts w:ascii="Wingdings" w:hAnsi="Wingdings" w:hint="default"/>
+        <w:sz w:val="20"/>
+      </w:rPr>
+    </w:lvl>
+    <w:lvl w:ilvl="6" w:tentative="1">
+      <w:start w:val="1"/>
+      <w:numFmt w:val="bullet"/>
+      <w:lvlText w:val=""/>
+      <w:lvlJc w:val="left"/>
+      <w:pPr>
+        <w:tabs>
+          <w:tab w:val="num" w:pos="5040"/>
+        </w:tabs>
+        <w:ind w:left="5040" w:hanging="360"/>
+      </w:pPr>
+      <w:rPr>
+        <w:rFonts w:ascii="Wingdings" w:hAnsi="Wingdings" w:hint="default"/>
+        <w:sz w:val="20"/>
+      </w:rPr>
+    </w:lvl>
+    <w:lvl w:ilvl="7" w:tentative="1">
+      <w:start w:val="1"/>
+      <w:numFmt w:val="bullet"/>
+      <w:lvlText w:val=""/>
+      <w:lvlJc w:val="left"/>
+      <w:pPr>
+        <w:tabs>
+          <w:tab w:val="num" w:pos="5760"/>
+        </w:tabs>
+        <w:ind w:left="5760" w:hanging="360"/>
+      </w:pPr>
+      <w:rPr>
+        <w:rFonts w:ascii="Wingdings" w:hAnsi="Wingdings" w:hint="default"/>
+        <w:sz w:val="20"/>
+      </w:rPr>
+    </w:lvl>
+    <w:lvl w:ilvl="8" w:tentative="1">
+      <w:start w:val="1"/>
+      <w:numFmt w:val="bullet"/>
+      <w:lvlText w:val=""/>
+      <w:lvlJc w:val="left"/>
+      <w:pPr>
+        <w:tabs>
+          <w:tab w:val="num" w:pos="6480"/>
+        </w:tabs>
+        <w:ind w:left="6480" w:hanging="360"/>
+      </w:pPr>
+      <w:rPr>
+        <w:rFonts w:ascii="Wingdings" w:hAnsi="Wingdings" w:hint="default"/>
+        <w:sz w:val="20"/>
+      </w:rPr>
+    </w:lvl>
+  </w:abstractNum>
+  <w:abstractNum w:abstractNumId="14" w15:restartNumberingAfterBreak="0">
+    <w:nsid w:val="4C0073F9"/>
+    <w:multiLevelType w:val="multilevel"/>
+    <w:tmpl w:val="E692312E"/>
+    <w:lvl w:ilvl="0">
+      <w:start w:val="1"/>
+      <w:numFmt w:val="bullet"/>
+      <w:lvlText w:val=""/>
+      <w:lvlJc w:val="left"/>
+      <w:pPr>
+        <w:tabs>
+          <w:tab w:val="num" w:pos="720"/>
+        </w:tabs>
+        <w:ind w:left="720" w:hanging="360"/>
+      </w:pPr>
+      <w:rPr>
+        <w:rFonts w:ascii="Symbol" w:hAnsi="Symbol" w:hint="default"/>
+        <w:sz w:val="20"/>
+      </w:rPr>
+    </w:lvl>
+    <w:lvl w:ilvl="1">
+      <w:start w:val="1"/>
+      <w:numFmt w:val="bullet"/>
+      <w:lvlText w:val="o"/>
+      <w:lvlJc w:val="left"/>
+      <w:pPr>
+        <w:tabs>
+          <w:tab w:val="num" w:pos="1440"/>
+        </w:tabs>
+        <w:ind w:left="1440" w:hanging="360"/>
+      </w:pPr>
+      <w:rPr>
+        <w:rFonts w:ascii="Courier New" w:hAnsi="Courier New" w:hint="default"/>
+        <w:sz w:val="20"/>
+      </w:rPr>
+    </w:lvl>
+    <w:lvl w:ilvl="2" w:tentative="1">
+      <w:start w:val="1"/>
+      <w:numFmt w:val="bullet"/>
+      <w:lvlText w:val=""/>
+      <w:lvlJc w:val="left"/>
+      <w:pPr>
+        <w:tabs>
+          <w:tab w:val="num" w:pos="2160"/>
+        </w:tabs>
+        <w:ind w:left="2160" w:hanging="360"/>
+      </w:pPr>
+      <w:rPr>
+        <w:rFonts w:ascii="Wingdings" w:hAnsi="Wingdings" w:hint="default"/>
+        <w:sz w:val="20"/>
+      </w:rPr>
+    </w:lvl>
+    <w:lvl w:ilvl="3" w:tentative="1">
+      <w:start w:val="1"/>
+      <w:numFmt w:val="bullet"/>
+      <w:lvlText w:val=""/>
+      <w:lvlJc w:val="left"/>
+      <w:pPr>
+        <w:tabs>
+          <w:tab w:val="num" w:pos="2880"/>
+        </w:tabs>
+        <w:ind w:left="2880" w:hanging="360"/>
+      </w:pPr>
+      <w:rPr>
+        <w:rFonts w:ascii="Wingdings" w:hAnsi="Wingdings" w:hint="default"/>
+        <w:sz w:val="20"/>
+      </w:rPr>
+    </w:lvl>
+    <w:lvl w:ilvl="4" w:tentative="1">
+      <w:start w:val="1"/>
+      <w:numFmt w:val="bullet"/>
+      <w:lvlText w:val=""/>
+      <w:lvlJc w:val="left"/>
+      <w:pPr>
+        <w:tabs>
+          <w:tab w:val="num" w:pos="3600"/>
+        </w:tabs>
+        <w:ind w:left="3600" w:hanging="360"/>
+      </w:pPr>
+      <w:rPr>
+        <w:rFonts w:ascii="Wingdings" w:hAnsi="Wingdings" w:hint="default"/>
+        <w:sz w:val="20"/>
+      </w:rPr>
+    </w:lvl>
+    <w:lvl w:ilvl="5" w:tentative="1">
+      <w:start w:val="1"/>
+      <w:numFmt w:val="bullet"/>
+      <w:lvlText w:val=""/>
+      <w:lvlJc w:val="left"/>
+      <w:pPr>
+        <w:tabs>
+          <w:tab w:val="num" w:pos="4320"/>
+        </w:tabs>
+        <w:ind w:left="4320" w:hanging="360"/>
+      </w:pPr>
+      <w:rPr>
+        <w:rFonts w:ascii="Wingdings" w:hAnsi="Wingdings" w:hint="default"/>
+        <w:sz w:val="20"/>
+      </w:rPr>
+    </w:lvl>
+    <w:lvl w:ilvl="6" w:tentative="1">
+      <w:start w:val="1"/>
+      <w:numFmt w:val="bullet"/>
+      <w:lvlText w:val=""/>
+      <w:lvlJc w:val="left"/>
+      <w:pPr>
+        <w:tabs>
+          <w:tab w:val="num" w:pos="5040"/>
+        </w:tabs>
+        <w:ind w:left="5040" w:hanging="360"/>
+      </w:pPr>
+      <w:rPr>
+        <w:rFonts w:ascii="Wingdings" w:hAnsi="Wingdings" w:hint="default"/>
+        <w:sz w:val="20"/>
+      </w:rPr>
+    </w:lvl>
+    <w:lvl w:ilvl="7" w:tentative="1">
+      <w:start w:val="1"/>
+      <w:numFmt w:val="bullet"/>
+      <w:lvlText w:val=""/>
+      <w:lvlJc w:val="left"/>
+      <w:pPr>
+        <w:tabs>
+          <w:tab w:val="num" w:pos="5760"/>
+        </w:tabs>
+        <w:ind w:left="5760" w:hanging="360"/>
+      </w:pPr>
+      <w:rPr>
+        <w:rFonts w:ascii="Wingdings" w:hAnsi="Wingdings" w:hint="default"/>
+        <w:sz w:val="20"/>
+      </w:rPr>
+    </w:lvl>
+    <w:lvl w:ilvl="8" w:tentative="1">
+      <w:start w:val="1"/>
+      <w:numFmt w:val="bullet"/>
+      <w:lvlText w:val=""/>
+      <w:lvlJc w:val="left"/>
+      <w:pPr>
+        <w:tabs>
+          <w:tab w:val="num" w:pos="6480"/>
+        </w:tabs>
+        <w:ind w:left="6480" w:hanging="360"/>
+      </w:pPr>
+      <w:rPr>
+        <w:rFonts w:ascii="Wingdings" w:hAnsi="Wingdings" w:hint="default"/>
+        <w:sz w:val="20"/>
+      </w:rPr>
+    </w:lvl>
+  </w:abstractNum>
+  <w:abstractNum w:abstractNumId="15" w15:restartNumberingAfterBreak="0">
+    <w:nsid w:val="4D963FA9"/>
+    <w:multiLevelType w:val="multilevel"/>
+    <w:tmpl w:val="05D40382"/>
+    <w:lvl w:ilvl="0">
+      <w:start w:val="1"/>
+      <w:numFmt w:val="bullet"/>
+      <w:lvlText w:val=""/>
+      <w:lvlJc w:val="left"/>
+      <w:pPr>
+        <w:tabs>
+          <w:tab w:val="num" w:pos="720"/>
+        </w:tabs>
+        <w:ind w:left="720" w:hanging="360"/>
+      </w:pPr>
+      <w:rPr>
+        <w:rFonts w:ascii="Symbol" w:hAnsi="Symbol" w:hint="default"/>
+        <w:sz w:val="20"/>
+      </w:rPr>
+    </w:lvl>
+    <w:lvl w:ilvl="1" w:tentative="1">
+      <w:start w:val="1"/>
+      <w:numFmt w:val="bullet"/>
+      <w:lvlText w:val="o"/>
+      <w:lvlJc w:val="left"/>
+      <w:pPr>
+        <w:tabs>
+          <w:tab w:val="num" w:pos="1440"/>
+        </w:tabs>
+        <w:ind w:left="1440" w:hanging="360"/>
+      </w:pPr>
+      <w:rPr>
+        <w:rFonts w:ascii="Courier New" w:hAnsi="Courier New" w:hint="default"/>
+        <w:sz w:val="20"/>
+      </w:rPr>
+    </w:lvl>
+    <w:lvl w:ilvl="2" w:tentative="1">
+      <w:start w:val="1"/>
+      <w:numFmt w:val="bullet"/>
+      <w:lvlText w:val=""/>
+      <w:lvlJc w:val="left"/>
+      <w:pPr>
+        <w:tabs>
+          <w:tab w:val="num" w:pos="2160"/>
+        </w:tabs>
+        <w:ind w:left="2160" w:hanging="360"/>
+      </w:pPr>
+      <w:rPr>
+        <w:rFonts w:ascii="Wingdings" w:hAnsi="Wingdings" w:hint="default"/>
+        <w:sz w:val="20"/>
+      </w:rPr>
+    </w:lvl>
+    <w:lvl w:ilvl="3" w:tentative="1">
+      <w:start w:val="1"/>
+      <w:numFmt w:val="bullet"/>
+      <w:lvlText w:val=""/>
+      <w:lvlJc w:val="left"/>
+      <w:pPr>
+        <w:tabs>
+          <w:tab w:val="num" w:pos="2880"/>
+        </w:tabs>
+        <w:ind w:left="2880" w:hanging="360"/>
+      </w:pPr>
+      <w:rPr>
+        <w:rFonts w:ascii="Wingdings" w:hAnsi="Wingdings" w:hint="default"/>
+        <w:sz w:val="20"/>
+      </w:rPr>
+    </w:lvl>
+    <w:lvl w:ilvl="4" w:tentative="1">
+      <w:start w:val="1"/>
+      <w:numFmt w:val="bullet"/>
+      <w:lvlText w:val=""/>
+      <w:lvlJc w:val="left"/>
+      <w:pPr>
+        <w:tabs>
+          <w:tab w:val="num" w:pos="3600"/>
+        </w:tabs>
+        <w:ind w:left="3600" w:hanging="360"/>
+      </w:pPr>
+      <w:rPr>
+        <w:rFonts w:ascii="Wingdings" w:hAnsi="Wingdings" w:hint="default"/>
+        <w:sz w:val="20"/>
+      </w:rPr>
+    </w:lvl>
+    <w:lvl w:ilvl="5" w:tentative="1">
+      <w:start w:val="1"/>
+      <w:numFmt w:val="bullet"/>
+      <w:lvlText w:val=""/>
+      <w:lvlJc w:val="left"/>
+      <w:pPr>
+        <w:tabs>
+          <w:tab w:val="num" w:pos="4320"/>
+        </w:tabs>
+        <w:ind w:left="4320" w:hanging="360"/>
+      </w:pPr>
+      <w:rPr>
+        <w:rFonts w:ascii="Wingdings" w:hAnsi="Wingdings" w:hint="default"/>
+        <w:sz w:val="20"/>
+      </w:rPr>
+    </w:lvl>
+    <w:lvl w:ilvl="6" w:tentative="1">
+      <w:start w:val="1"/>
+      <w:numFmt w:val="bullet"/>
+      <w:lvlText w:val=""/>
+      <w:lvlJc w:val="left"/>
+      <w:pPr>
+        <w:tabs>
+          <w:tab w:val="num" w:pos="5040"/>
+        </w:tabs>
+        <w:ind w:left="5040" w:hanging="360"/>
+      </w:pPr>
+      <w:rPr>
+        <w:rFonts w:ascii="Wingdings" w:hAnsi="Wingdings" w:hint="default"/>
+        <w:sz w:val="20"/>
+      </w:rPr>
+    </w:lvl>
+    <w:lvl w:ilvl="7" w:tentative="1">
+      <w:start w:val="1"/>
+      <w:numFmt w:val="bullet"/>
+      <w:lvlText w:val=""/>
+      <w:lvlJc w:val="left"/>
+      <w:pPr>
+        <w:tabs>
+          <w:tab w:val="num" w:pos="5760"/>
+        </w:tabs>
+        <w:ind w:left="5760" w:hanging="360"/>
+      </w:pPr>
+      <w:rPr>
+        <w:rFonts w:ascii="Wingdings" w:hAnsi="Wingdings" w:hint="default"/>
+        <w:sz w:val="20"/>
+      </w:rPr>
+    </w:lvl>
+    <w:lvl w:ilvl="8" w:tentative="1">
+      <w:start w:val="1"/>
+      <w:numFmt w:val="bullet"/>
+      <w:lvlText w:val=""/>
+      <w:lvlJc w:val="left"/>
+      <w:pPr>
+        <w:tabs>
+          <w:tab w:val="num" w:pos="6480"/>
+        </w:tabs>
+        <w:ind w:left="6480" w:hanging="360"/>
+      </w:pPr>
+      <w:rPr>
+        <w:rFonts w:ascii="Wingdings" w:hAnsi="Wingdings" w:hint="default"/>
+        <w:sz w:val="20"/>
+      </w:rPr>
+    </w:lvl>
+  </w:abstractNum>
+  <w:abstractNum w:abstractNumId="16" w15:restartNumberingAfterBreak="0">
+    <w:nsid w:val="594212A2"/>
+    <w:multiLevelType w:val="multilevel"/>
+    <w:tmpl w:val="030888B6"/>
+    <w:lvl w:ilvl="0">
+      <w:start w:val="1"/>
+      <w:numFmt w:val="bullet"/>
+      <w:lvlText w:val=""/>
+      <w:lvlJc w:val="left"/>
+      <w:pPr>
+        <w:tabs>
+          <w:tab w:val="num" w:pos="720"/>
+        </w:tabs>
+        <w:ind w:left="720" w:hanging="360"/>
+      </w:pPr>
+      <w:rPr>
+        <w:rFonts w:ascii="Symbol" w:hAnsi="Symbol" w:hint="default"/>
+        <w:sz w:val="20"/>
+      </w:rPr>
+    </w:lvl>
+    <w:lvl w:ilvl="1" w:tentative="1">
+      <w:start w:val="1"/>
+      <w:numFmt w:val="bullet"/>
+      <w:lvlText w:val="o"/>
+      <w:lvlJc w:val="left"/>
+      <w:pPr>
+        <w:tabs>
+          <w:tab w:val="num" w:pos="1440"/>
+        </w:tabs>
+        <w:ind w:left="1440" w:hanging="360"/>
+      </w:pPr>
+      <w:rPr>
+        <w:rFonts w:ascii="Courier New" w:hAnsi="Courier New" w:hint="default"/>
+        <w:sz w:val="20"/>
+      </w:rPr>
+    </w:lvl>
+    <w:lvl w:ilvl="2" w:tentative="1">
+      <w:start w:val="1"/>
+      <w:numFmt w:val="bullet"/>
+      <w:lvlText w:val=""/>
+      <w:lvlJc w:val="left"/>
+      <w:pPr>
+        <w:tabs>
+          <w:tab w:val="num" w:pos="2160"/>
+        </w:tabs>
+        <w:ind w:left="2160" w:hanging="360"/>
+      </w:pPr>
+      <w:rPr>
+        <w:rFonts w:ascii="Wingdings" w:hAnsi="Wingdings" w:hint="default"/>
+        <w:sz w:val="20"/>
+      </w:rPr>
+    </w:lvl>
+    <w:lvl w:ilvl="3" w:tentative="1">
+      <w:start w:val="1"/>
+      <w:numFmt w:val="bullet"/>
+      <w:lvlText w:val=""/>
+      <w:lvlJc w:val="left"/>
+      <w:pPr>
+        <w:tabs>
+          <w:tab w:val="num" w:pos="2880"/>
+        </w:tabs>
+        <w:ind w:left="2880" w:hanging="360"/>
+      </w:pPr>
+      <w:rPr>
+        <w:rFonts w:ascii="Wingdings" w:hAnsi="Wingdings" w:hint="default"/>
+        <w:sz w:val="20"/>
+      </w:rPr>
+    </w:lvl>
+    <w:lvl w:ilvl="4" w:tentative="1">
+      <w:start w:val="1"/>
+      <w:numFmt w:val="bullet"/>
+      <w:lvlText w:val=""/>
+      <w:lvlJc w:val="left"/>
+      <w:pPr>
+        <w:tabs>
+          <w:tab w:val="num" w:pos="3600"/>
+        </w:tabs>
+        <w:ind w:left="3600" w:hanging="360"/>
+      </w:pPr>
+      <w:rPr>
+        <w:rFonts w:ascii="Wingdings" w:hAnsi="Wingdings" w:hint="default"/>
+        <w:sz w:val="20"/>
+      </w:rPr>
+    </w:lvl>
+    <w:lvl w:ilvl="5" w:tentative="1">
+      <w:start w:val="1"/>
+      <w:numFmt w:val="bullet"/>
+      <w:lvlText w:val=""/>
+      <w:lvlJc w:val="left"/>
+      <w:pPr>
+        <w:tabs>
+          <w:tab w:val="num" w:pos="4320"/>
+        </w:tabs>
+        <w:ind w:left="4320" w:hanging="360"/>
+      </w:pPr>
+      <w:rPr>
+        <w:rFonts w:ascii="Wingdings" w:hAnsi="Wingdings" w:hint="default"/>
+        <w:sz w:val="20"/>
+      </w:rPr>
+    </w:lvl>
+    <w:lvl w:ilvl="6" w:tentative="1">
+      <w:start w:val="1"/>
+      <w:numFmt w:val="bullet"/>
+      <w:lvlText w:val=""/>
+      <w:lvlJc w:val="left"/>
+      <w:pPr>
+        <w:tabs>
+          <w:tab w:val="num" w:pos="5040"/>
+        </w:tabs>
+        <w:ind w:left="5040" w:hanging="360"/>
+      </w:pPr>
+      <w:rPr>
+        <w:rFonts w:ascii="Wingdings" w:hAnsi="Wingdings" w:hint="default"/>
+        <w:sz w:val="20"/>
+      </w:rPr>
+    </w:lvl>
+    <w:lvl w:ilvl="7" w:tentative="1">
+      <w:start w:val="1"/>
+      <w:numFmt w:val="bullet"/>
+      <w:lvlText w:val=""/>
+      <w:lvlJc w:val="left"/>
+      <w:pPr>
+        <w:tabs>
+          <w:tab w:val="num" w:pos="5760"/>
+        </w:tabs>
+        <w:ind w:left="5760" w:hanging="360"/>
+      </w:pPr>
+      <w:rPr>
+        <w:rFonts w:ascii="Wingdings" w:hAnsi="Wingdings" w:hint="default"/>
+        <w:sz w:val="20"/>
+      </w:rPr>
+    </w:lvl>
+    <w:lvl w:ilvl="8" w:tentative="1">
+      <w:start w:val="1"/>
+      <w:numFmt w:val="bullet"/>
+      <w:lvlText w:val=""/>
+      <w:lvlJc w:val="left"/>
+      <w:pPr>
+        <w:tabs>
+          <w:tab w:val="num" w:pos="6480"/>
+        </w:tabs>
+        <w:ind w:left="6480" w:hanging="360"/>
+      </w:pPr>
+      <w:rPr>
+        <w:rFonts w:ascii="Wingdings" w:hAnsi="Wingdings" w:hint="default"/>
+        <w:sz w:val="20"/>
+      </w:rPr>
+    </w:lvl>
+  </w:abstractNum>
+  <w:abstractNum w:abstractNumId="17" w15:restartNumberingAfterBreak="0">
+    <w:nsid w:val="722B2D5C"/>
+    <w:multiLevelType w:val="multilevel"/>
+    <w:tmpl w:val="B7969A0C"/>
+    <w:lvl w:ilvl="0">
+      <w:start w:val="1"/>
+      <w:numFmt w:val="bullet"/>
+      <w:lvlText w:val=""/>
+      <w:lvlJc w:val="left"/>
+      <w:pPr>
+        <w:tabs>
+          <w:tab w:val="num" w:pos="720"/>
+        </w:tabs>
+        <w:ind w:left="720" w:hanging="360"/>
+      </w:pPr>
+      <w:rPr>
+        <w:rFonts w:ascii="Symbol" w:hAnsi="Symbol" w:hint="default"/>
+        <w:sz w:val="20"/>
+      </w:rPr>
+    </w:lvl>
+    <w:lvl w:ilvl="1" w:tentative="1">
+      <w:start w:val="1"/>
+      <w:numFmt w:val="bullet"/>
+      <w:lvlText w:val="o"/>
+      <w:lvlJc w:val="left"/>
+      <w:pPr>
+        <w:tabs>
+          <w:tab w:val="num" w:pos="1440"/>
+        </w:tabs>
+        <w:ind w:left="1440" w:hanging="360"/>
+      </w:pPr>
+      <w:rPr>
+        <w:rFonts w:ascii="Courier New" w:hAnsi="Courier New" w:hint="default"/>
+        <w:sz w:val="20"/>
+      </w:rPr>
+    </w:lvl>
+    <w:lvl w:ilvl="2" w:tentative="1">
+      <w:start w:val="1"/>
+      <w:numFmt w:val="bullet"/>
+      <w:lvlText w:val=""/>
+      <w:lvlJc w:val="left"/>
+      <w:pPr>
+        <w:tabs>
+          <w:tab w:val="num" w:pos="2160"/>
+        </w:tabs>
+        <w:ind w:left="2160" w:hanging="360"/>
+      </w:pPr>
+      <w:rPr>
+        <w:rFonts w:ascii="Wingdings" w:hAnsi="Wingdings" w:hint="default"/>
+        <w:sz w:val="20"/>
+      </w:rPr>
+    </w:lvl>
+    <w:lvl w:ilvl="3" w:tentative="1">
+      <w:start w:val="1"/>
+      <w:numFmt w:val="bullet"/>
+      <w:lvlText w:val=""/>
+      <w:lvlJc w:val="left"/>
+      <w:pPr>
+        <w:tabs>
+          <w:tab w:val="num" w:pos="2880"/>
+        </w:tabs>
+        <w:ind w:left="2880" w:hanging="360"/>
+      </w:pPr>
+      <w:rPr>
+        <w:rFonts w:ascii="Wingdings" w:hAnsi="Wingdings" w:hint="default"/>
+        <w:sz w:val="20"/>
+      </w:rPr>
+    </w:lvl>
+    <w:lvl w:ilvl="4" w:tentative="1">
+      <w:start w:val="1"/>
+      <w:numFmt w:val="bullet"/>
+      <w:lvlText w:val=""/>
+      <w:lvlJc w:val="left"/>
+      <w:pPr>
+        <w:tabs>
+          <w:tab w:val="num" w:pos="3600"/>
+        </w:tabs>
+        <w:ind w:left="3600" w:hanging="360"/>
+      </w:pPr>
+      <w:rPr>
+        <w:rFonts w:ascii="Wingdings" w:hAnsi="Wingdings" w:hint="default"/>
+        <w:sz w:val="20"/>
+      </w:rPr>
+    </w:lvl>
+    <w:lvl w:ilvl="5" w:tentative="1">
+      <w:start w:val="1"/>
+      <w:numFmt w:val="bullet"/>
+      <w:lvlText w:val=""/>
+      <w:lvlJc w:val="left"/>
+      <w:pPr>
+        <w:tabs>
+          <w:tab w:val="num" w:pos="4320"/>
+        </w:tabs>
+        <w:ind w:left="4320" w:hanging="360"/>
+      </w:pPr>
+      <w:rPr>
+        <w:rFonts w:ascii="Wingdings" w:hAnsi="Wingdings" w:hint="default"/>
+        <w:sz w:val="20"/>
+      </w:rPr>
+    </w:lvl>
+    <w:lvl w:ilvl="6" w:tentative="1">
+      <w:start w:val="1"/>
+      <w:numFmt w:val="bullet"/>
+      <w:lvlText w:val=""/>
+      <w:lvlJc w:val="left"/>
+      <w:pPr>
+        <w:tabs>
+          <w:tab w:val="num" w:pos="5040"/>
+        </w:tabs>
+        <w:ind w:left="5040" w:hanging="360"/>
+      </w:pPr>
+      <w:rPr>
+        <w:rFonts w:ascii="Wingdings" w:hAnsi="Wingdings" w:hint="default"/>
+        <w:sz w:val="20"/>
+      </w:rPr>
+    </w:lvl>
+    <w:lvl w:ilvl="7" w:tentative="1">
+      <w:start w:val="1"/>
+      <w:numFmt w:val="bullet"/>
+      <w:lvlText w:val=""/>
+      <w:lvlJc w:val="left"/>
+      <w:pPr>
+        <w:tabs>
+          <w:tab w:val="num" w:pos="5760"/>
+        </w:tabs>
+        <w:ind w:left="5760" w:hanging="360"/>
+      </w:pPr>
+      <w:rPr>
+        <w:rFonts w:ascii="Wingdings" w:hAnsi="Wingdings" w:hint="default"/>
+        <w:sz w:val="20"/>
+      </w:rPr>
+    </w:lvl>
+    <w:lvl w:ilvl="8" w:tentative="1">
+      <w:start w:val="1"/>
+      <w:numFmt w:val="bullet"/>
+      <w:lvlText w:val=""/>
+      <w:lvlJc w:val="left"/>
+      <w:pPr>
+        <w:tabs>
+          <w:tab w:val="num" w:pos="6480"/>
+        </w:tabs>
+        <w:ind w:left="6480" w:hanging="360"/>
+      </w:pPr>
+      <w:rPr>
+        <w:rFonts w:ascii="Wingdings" w:hAnsi="Wingdings" w:hint="default"/>
+        <w:sz w:val="20"/>
+      </w:rPr>
+    </w:lvl>
+  </w:abstractNum>
+  <w:abstractNum w:abstractNumId="18" w15:restartNumberingAfterBreak="0">
+    <w:nsid w:val="7DD111A2"/>
+    <w:multiLevelType w:val="multilevel"/>
+    <w:tmpl w:val="29867896"/>
+    <w:lvl w:ilvl="0">
+      <w:start w:val="1"/>
+      <w:numFmt w:val="bullet"/>
+      <w:lvlText w:val=""/>
+      <w:lvlJc w:val="left"/>
+      <w:pPr>
+        <w:tabs>
+          <w:tab w:val="num" w:pos="720"/>
+        </w:tabs>
+        <w:ind w:left="720" w:hanging="360"/>
+      </w:pPr>
+      <w:rPr>
+        <w:rFonts w:ascii="Symbol" w:hAnsi="Symbol" w:hint="default"/>
+        <w:sz w:val="20"/>
+      </w:rPr>
+    </w:lvl>
+    <w:lvl w:ilvl="1" w:tentative="1">
+      <w:start w:val="1"/>
+      <w:numFmt w:val="bullet"/>
+      <w:lvlText w:val="o"/>
+      <w:lvlJc w:val="left"/>
+      <w:pPr>
+        <w:tabs>
+          <w:tab w:val="num" w:pos="1440"/>
+        </w:tabs>
+        <w:ind w:left="1440" w:hanging="360"/>
+      </w:pPr>
+      <w:rPr>
+        <w:rFonts w:ascii="Courier New" w:hAnsi="Courier New" w:hint="default"/>
+        <w:sz w:val="20"/>
+      </w:rPr>
+    </w:lvl>
+    <w:lvl w:ilvl="2" w:tentative="1">
+      <w:start w:val="1"/>
+      <w:numFmt w:val="bullet"/>
+      <w:lvlText w:val=""/>
+      <w:lvlJc w:val="left"/>
+      <w:pPr>
+        <w:tabs>
+          <w:tab w:val="num" w:pos="2160"/>
+        </w:tabs>
+        <w:ind w:left="2160" w:hanging="360"/>
+      </w:pPr>
+      <w:rPr>
+        <w:rFonts w:ascii="Wingdings" w:hAnsi="Wingdings" w:hint="default"/>
+        <w:sz w:val="20"/>
+      </w:rPr>
+    </w:lvl>
+    <w:lvl w:ilvl="3" w:tentative="1">
+      <w:start w:val="1"/>
+      <w:numFmt w:val="bullet"/>
+      <w:lvlText w:val=""/>
+      <w:lvlJc w:val="left"/>
+      <w:pPr>
+        <w:tabs>
+          <w:tab w:val="num" w:pos="2880"/>
+        </w:tabs>
+        <w:ind w:left="2880" w:hanging="360"/>
+      </w:pPr>
+      <w:rPr>
+        <w:rFonts w:ascii="Wingdings" w:hAnsi="Wingdings" w:hint="default"/>
+        <w:sz w:val="20"/>
+      </w:rPr>
+    </w:lvl>
+    <w:lvl w:ilvl="4" w:tentative="1">
+      <w:start w:val="1"/>
+      <w:numFmt w:val="bullet"/>
+      <w:lvlText w:val=""/>
+      <w:lvlJc w:val="left"/>
+      <w:pPr>
+        <w:tabs>
+          <w:tab w:val="num" w:pos="3600"/>
+        </w:tabs>
+        <w:ind w:left="3600" w:hanging="360"/>
+      </w:pPr>
+      <w:rPr>
+        <w:rFonts w:ascii="Wingdings" w:hAnsi="Wingdings" w:hint="default"/>
+        <w:sz w:val="20"/>
+      </w:rPr>
+    </w:lvl>
+    <w:lvl w:ilvl="5" w:tentative="1">
+      <w:start w:val="1"/>
+      <w:numFmt w:val="bullet"/>
+      <w:lvlText w:val=""/>
+      <w:lvlJc w:val="left"/>
+      <w:pPr>
+        <w:tabs>
+          <w:tab w:val="num" w:pos="4320"/>
+        </w:tabs>
+        <w:ind w:left="4320" w:hanging="360"/>
+      </w:pPr>
+      <w:rPr>
+        <w:rFonts w:ascii="Wingdings" w:hAnsi="Wingdings" w:hint="default"/>
+        <w:sz w:val="20"/>
+      </w:rPr>
+    </w:lvl>
+    <w:lvl w:ilvl="6" w:tentative="1">
+      <w:start w:val="1"/>
+      <w:numFmt w:val="bullet"/>
+      <w:lvlText w:val=""/>
+      <w:lvlJc w:val="left"/>
+      <w:pPr>
+        <w:tabs>
+          <w:tab w:val="num" w:pos="5040"/>
+        </w:tabs>
+        <w:ind w:left="5040" w:hanging="360"/>
+      </w:pPr>
+      <w:rPr>
+        <w:rFonts w:ascii="Wingdings" w:hAnsi="Wingdings" w:hint="default"/>
+        <w:sz w:val="20"/>
+      </w:rPr>
+    </w:lvl>
+    <w:lvl w:ilvl="7" w:tentative="1">
+      <w:start w:val="1"/>
+      <w:numFmt w:val="bullet"/>
+      <w:lvlText w:val=""/>
+      <w:lvlJc w:val="left"/>
+      <w:pPr>
+        <w:tabs>
+          <w:tab w:val="num" w:pos="5760"/>
+        </w:tabs>
+        <w:ind w:left="5760" w:hanging="360"/>
+      </w:pPr>
+      <w:rPr>
+        <w:rFonts w:ascii="Wingdings" w:hAnsi="Wingdings" w:hint="default"/>
+        <w:sz w:val="20"/>
+      </w:rPr>
+    </w:lvl>
+    <w:lvl w:ilvl="8" w:tentative="1">
+      <w:start w:val="1"/>
+      <w:numFmt w:val="bullet"/>
+      <w:lvlText w:val=""/>
+      <w:lvlJc w:val="left"/>
+      <w:pPr>
+        <w:tabs>
+          <w:tab w:val="num" w:pos="6480"/>
+        </w:tabs>
+        <w:ind w:left="6480" w:hanging="360"/>
+      </w:pPr>
+      <w:rPr>
+        <w:rFonts w:ascii="Wingdings" w:hAnsi="Wingdings" w:hint="default"/>
+        <w:sz w:val="20"/>
+      </w:rPr>
+    </w:lvl>
+  </w:abstractNum>
   <w:num w:numId="1" w16cid:durableId="3292278">
+    <w:abstractNumId w:val="1"/>
+  </w:num>
+  <w:num w:numId="2" w16cid:durableId="567688844">
+    <w:abstractNumId w:val="10"/>
+  </w:num>
+  <w:num w:numId="3" w16cid:durableId="1056128964">
+    <w:abstractNumId w:val="8"/>
+  </w:num>
+  <w:num w:numId="4" w16cid:durableId="336351945">
+    <w:abstractNumId w:val="3"/>
+  </w:num>
+  <w:num w:numId="5" w16cid:durableId="1566449290">
+    <w:abstractNumId w:val="5"/>
+  </w:num>
+  <w:num w:numId="6" w16cid:durableId="1631738453">
+    <w:abstractNumId w:val="11"/>
+  </w:num>
+  <w:num w:numId="7" w16cid:durableId="312105281">
+    <w:abstractNumId w:val="12"/>
+  </w:num>
+  <w:num w:numId="8" w16cid:durableId="481237770">
+    <w:abstractNumId w:val="16"/>
+  </w:num>
+  <w:num w:numId="9" w16cid:durableId="516190814">
+    <w:abstractNumId w:val="17"/>
+  </w:num>
+  <w:num w:numId="10" w16cid:durableId="168253213">
+    <w:abstractNumId w:val="15"/>
+  </w:num>
+  <w:num w:numId="11" w16cid:durableId="1812601164">
+    <w:abstractNumId w:val="13"/>
+  </w:num>
+  <w:num w:numId="12" w16cid:durableId="658387945">
+    <w:abstractNumId w:val="7"/>
+  </w:num>
+  <w:num w:numId="13" w16cid:durableId="1517424258">
+    <w:abstractNumId w:val="6"/>
+  </w:num>
+  <w:num w:numId="14" w16cid:durableId="220096158">
+    <w:abstractNumId w:val="14"/>
+  </w:num>
+  <w:num w:numId="15" w16cid:durableId="1503273035">
     <w:abstractNumId w:val="0"/>
   </w:num>
-  <w:num w:numId="2" w16cid:durableId="567688844">
+  <w:num w:numId="16" w16cid:durableId="56322885">
     <w:abstractNumId w:val="4"/>
   </w:num>
-  <w:num w:numId="3" w16cid:durableId="1056128964">
-    <w:abstractNumId w:val="3"/>
-  </w:num>
-  <w:num w:numId="4" w16cid:durableId="336351945">
-    <w:abstractNumId w:val="1"/>
-  </w:num>
-  <w:num w:numId="5" w16cid:durableId="1566449290">
+  <w:num w:numId="17" w16cid:durableId="1523398565">
     <w:abstractNumId w:val="2"/>
   </w:num>
-  <w:num w:numId="6" w16cid:durableId="1631738453">
-    <w:abstractNumId w:val="5"/>
+  <w:num w:numId="18" w16cid:durableId="919145490">
+    <w:abstractNumId w:val="18"/>
+  </w:num>
+  <w:num w:numId="19" w16cid:durableId="1583370705">
+    <w:abstractNumId w:val="9"/>
   </w:num>
 </w:numbering>
 </file>
@@ -3380,7 +4494,6 @@
   <w:style w:type="character" w:default="1" w:styleId="Fuentedeprrafopredeter">
     <w:name w:val="Default Paragraph Font"/>
     <w:uiPriority w:val="1"/>
-    <w:semiHidden/>
     <w:unhideWhenUsed/>
   </w:style>
   <w:style w:type="table" w:default="1" w:styleId="Tablanormal">
